--- a/docs/splm/Symplectic_Integration_for_SPLM_family-Symplectic_Euler_Velocity-Verlet_Strang_Splitting.docx
+++ b/docs/splm/Symplectic_Integration_for_SPLM_family-Symplectic_Euler_Velocity-Verlet_Strang_Splitting.docx
@@ -75,8 +75,16 @@
         <w:t>[1]</w:t>
       </w:r>
       <w:r>
-        <w:t xml:space="preserve"> Liouville’s Theorem , Wikipedia</w:t>
-      </w:r>
+        <w:t xml:space="preserve"> </w:t>
+      </w:r>
+      <w:hyperlink r:id="rId4" w:history="1">
+        <w:r>
+          <w:rPr>
+            <w:rStyle w:val="Hyperlink"/>
+          </w:rPr>
+          <w:t>Liouville’s Theorem , Wikipedia</w:t>
+        </w:r>
+      </w:hyperlink>
     </w:p>
     <w:p>
       <w:r>
@@ -85,6 +93,14 @@
       <w:r>
         <w:t xml:space="preserve"> </w:t>
       </w:r>
+      <w:hyperlink r:id="rId5" w:history="1">
+        <w:r>
+          <w:rPr>
+            <w:rStyle w:val="Hyperlink"/>
+          </w:rPr>
+          <w:t>Measure-preserving Dynamical System, Wikipedia</w:t>
+        </w:r>
+      </w:hyperlink>
     </w:p>
     <w:p>
       <w:r>
@@ -93,7 +109,7 @@
       <w:r>
         <w:t xml:space="preserve"> </w:t>
       </w:r>
-      <w:hyperlink r:id="rId4" w:history="1">
+      <w:hyperlink r:id="rId6" w:history="1">
         <w:r>
           <w:rPr>
             <w:rStyle w:val="Hyperlink"/>
@@ -117,6 +133,51 @@
         <w:t xml:space="preserve">Appendix </w:t>
       </w:r>
     </w:p>
+    <w:p/>
+    <w:p>
+      <w:pPr>
+        <w:pStyle w:val="Heading2"/>
+      </w:pPr>
+      <w:r>
+        <w:t>Measure-</w:t>
+      </w:r>
+      <w:r>
+        <w:t>preserving Dynamical System</w:t>
+      </w:r>
+    </w:p>
+    <w:p/>
+    <w:p>
+      <w:r>
+        <w:rPr>
+          <w:b/>
+          <w:bCs/>
+        </w:rPr>
+        <w:t>Definition</w:t>
+      </w:r>
+      <w:r>
+        <w:t xml:space="preserve"> </w:t>
+      </w:r>
+      <w:r>
+        <w:rPr>
+          <w:i/>
+          <w:iCs/>
+        </w:rPr>
+        <w:t>Measure-preserving dynamical system</w:t>
+      </w:r>
+    </w:p>
+    <w:p/>
+    <w:p/>
+    <w:p/>
+    <w:p>
+      <w:pPr>
+        <w:pStyle w:val="Heading2"/>
+      </w:pPr>
+      <w:r>
+        <w:t>Liouville’s Theorem</w:t>
+      </w:r>
+    </w:p>
+    <w:p/>
+    <w:p/>
     <w:p/>
     <w:sectPr>
       <w:pgSz w:w="12240" w:h="15840"/>

--- a/docs/splm/Symplectic_Integration_for_SPLM_family-Symplectic_Euler_Velocity-Verlet_Strang_Splitting.docx
+++ b/docs/splm/Symplectic_Integration_for_SPLM_family-Symplectic_Euler_Velocity-Verlet_Strang_Splitting.docx
@@ -77,7 +77,7 @@
       <w:r>
         <w:t xml:space="preserve"> </w:t>
       </w:r>
-      <w:hyperlink r:id="rId4" w:history="1">
+      <w:hyperlink r:id="rId5" w:history="1">
         <w:r>
           <w:rPr>
             <w:rStyle w:val="Hyperlink"/>
@@ -93,7 +93,7 @@
       <w:r>
         <w:t xml:space="preserve"> </w:t>
       </w:r>
-      <w:hyperlink r:id="rId5" w:history="1">
+      <w:hyperlink r:id="rId6" w:history="1">
         <w:r>
           <w:rPr>
             <w:rStyle w:val="Hyperlink"/>
@@ -109,7 +109,7 @@
       <w:r>
         <w:t xml:space="preserve"> </w:t>
       </w:r>
-      <w:hyperlink r:id="rId6" w:history="1">
+      <w:hyperlink r:id="rId7" w:history="1">
         <w:r>
           <w:rPr>
             <w:rStyle w:val="Hyperlink"/>
@@ -165,6 +165,413 @@
         <w:t>Measure-preserving dynamical system</w:t>
       </w:r>
     </w:p>
+    <w:p>
+      <w:pPr>
+        <w:rPr>
+          <w:rFonts w:eastAsiaTheme="minorEastAsia"/>
+        </w:rPr>
+      </w:pPr>
+      <w:r>
+        <w:t xml:space="preserve">A measure-preserving dynamical system is defined as a probability space and a measure-preserving transformation on it. </w:t>
+      </w:r>
+      <w:r>
+        <w:t xml:space="preserve">It is a system </w:t>
+      </w:r>
+      <m:oMath>
+        <m:d>
+          <m:dPr>
+            <m:ctrlPr>
+              <w:rPr>
+                <w:rFonts w:ascii="Cambria Math" w:hAnsi="Cambria Math"/>
+                <w:i/>
+              </w:rPr>
+            </m:ctrlPr>
+          </m:dPr>
+          <m:e>
+            <m:r>
+              <w:rPr>
+                <w:rFonts w:ascii="Cambria Math" w:hAnsi="Cambria Math"/>
+              </w:rPr>
+              <m:t>X,</m:t>
+            </m:r>
+            <m:r>
+              <m:rPr>
+                <m:scr m:val="script"/>
+              </m:rPr>
+              <w:rPr>
+                <w:rFonts w:ascii="Cambria Math" w:hAnsi="Cambria Math"/>
+              </w:rPr>
+              <m:t>B,</m:t>
+            </m:r>
+            <m:r>
+              <w:rPr>
+                <w:rFonts w:ascii="Cambria Math" w:hAnsi="Cambria Math"/>
+              </w:rPr>
+              <m:t>μ,T</m:t>
+            </m:r>
+          </m:e>
+        </m:d>
+      </m:oMath>
+      <w:r>
+        <w:rPr>
+          <w:rFonts w:eastAsiaTheme="minorEastAsia"/>
+        </w:rPr>
+        <w:t xml:space="preserve"> with the following structure:</w:t>
+      </w:r>
+    </w:p>
+    <w:p>
+      <w:pPr>
+        <w:pStyle w:val="ListParagraph"/>
+        <w:numPr>
+          <w:ilvl w:val="0"/>
+          <w:numId w:val="1"/>
+        </w:numPr>
+      </w:pPr>
+      <m:oMath>
+        <m:r>
+          <w:rPr>
+            <w:rFonts w:ascii="Cambria Math" w:hAnsi="Cambria Math"/>
+          </w:rPr>
+          <m:t>X</m:t>
+        </m:r>
+      </m:oMath>
+      <w:r>
+        <w:t xml:space="preserve"> is a set,</w:t>
+      </w:r>
+    </w:p>
+    <w:p>
+      <w:pPr>
+        <w:pStyle w:val="ListParagraph"/>
+        <w:numPr>
+          <w:ilvl w:val="0"/>
+          <w:numId w:val="1"/>
+        </w:numPr>
+      </w:pPr>
+      <m:oMath>
+        <m:r>
+          <m:rPr>
+            <m:scr m:val="script"/>
+          </m:rPr>
+          <w:rPr>
+            <w:rFonts w:ascii="Cambria Math" w:hAnsi="Cambria Math"/>
+          </w:rPr>
+          <m:t>B</m:t>
+        </m:r>
+      </m:oMath>
+      <w:r>
+        <w:rPr>
+          <w:rFonts w:eastAsiaTheme="minorEastAsia"/>
+        </w:rPr>
+        <w:t xml:space="preserve"> is a </w:t>
+      </w:r>
+      <m:oMath>
+        <m:r>
+          <w:rPr>
+            <w:rFonts w:ascii="Cambria Math" w:eastAsiaTheme="minorEastAsia" w:hAnsi="Cambria Math"/>
+          </w:rPr>
+          <m:t>σ</m:t>
+        </m:r>
+      </m:oMath>
+      <w:r>
+        <w:rPr>
+          <w:rFonts w:eastAsiaTheme="minorEastAsia"/>
+        </w:rPr>
+        <w:t xml:space="preserve">-algebra over </w:t>
+      </w:r>
+      <m:oMath>
+        <m:r>
+          <w:rPr>
+            <w:rFonts w:ascii="Cambria Math" w:eastAsiaTheme="minorEastAsia" w:hAnsi="Cambria Math"/>
+          </w:rPr>
+          <m:t>X</m:t>
+        </m:r>
+      </m:oMath>
+      <w:r>
+        <w:rPr>
+          <w:rFonts w:eastAsiaTheme="minorEastAsia"/>
+        </w:rPr>
+        <w:t>,</w:t>
+      </w:r>
+    </w:p>
+    <w:p>
+      <w:pPr>
+        <w:pStyle w:val="ListParagraph"/>
+        <w:numPr>
+          <w:ilvl w:val="0"/>
+          <w:numId w:val="1"/>
+        </w:numPr>
+      </w:pPr>
+      <m:oMath>
+        <m:r>
+          <w:rPr>
+            <w:rFonts w:ascii="Cambria Math" w:hAnsi="Cambria Math"/>
+          </w:rPr>
+          <m:t xml:space="preserve">μ : </m:t>
+        </m:r>
+        <m:r>
+          <m:rPr>
+            <m:scr m:val="script"/>
+          </m:rPr>
+          <w:rPr>
+            <w:rFonts w:ascii="Cambria Math" w:hAnsi="Cambria Math"/>
+          </w:rPr>
+          <m:t>B</m:t>
+        </m:r>
+        <m:r>
+          <w:rPr>
+            <w:rFonts w:ascii="Cambria Math" w:hAnsi="Cambria Math"/>
+          </w:rPr>
+          <m:t>→[0, 1]</m:t>
+        </m:r>
+      </m:oMath>
+      <w:r>
+        <w:rPr>
+          <w:rFonts w:eastAsiaTheme="minorEastAsia"/>
+        </w:rPr>
+        <w:t xml:space="preserve"> is a probability measure, so that </w:t>
+      </w:r>
+      <m:oMath>
+        <m:r>
+          <w:rPr>
+            <w:rFonts w:ascii="Cambria Math" w:hAnsi="Cambria Math"/>
+          </w:rPr>
+          <m:t>μ</m:t>
+        </m:r>
+        <m:d>
+          <m:dPr>
+            <m:ctrlPr>
+              <w:rPr>
+                <w:rFonts w:ascii="Cambria Math" w:hAnsi="Cambria Math"/>
+                <w:i/>
+              </w:rPr>
+            </m:ctrlPr>
+          </m:dPr>
+          <m:e>
+            <m:r>
+              <w:rPr>
+                <w:rFonts w:ascii="Cambria Math" w:hAnsi="Cambria Math"/>
+              </w:rPr>
+              <m:t>X</m:t>
+            </m:r>
+          </m:e>
+        </m:d>
+        <m:r>
+          <w:rPr>
+            <w:rFonts w:ascii="Cambria Math" w:hAnsi="Cambria Math"/>
+          </w:rPr>
+          <m:t>=1</m:t>
+        </m:r>
+      </m:oMath>
+      <w:r>
+        <w:rPr>
+          <w:rFonts w:eastAsiaTheme="minorEastAsia"/>
+        </w:rPr>
+        <w:t xml:space="preserve"> and </w:t>
+      </w:r>
+      <m:oMath>
+        <m:r>
+          <w:rPr>
+            <w:rFonts w:ascii="Cambria Math" w:hAnsi="Cambria Math"/>
+          </w:rPr>
+          <m:t>μ</m:t>
+        </m:r>
+        <m:d>
+          <m:dPr>
+            <m:ctrlPr>
+              <w:rPr>
+                <w:rFonts w:ascii="Cambria Math" w:hAnsi="Cambria Math"/>
+                <w:i/>
+              </w:rPr>
+            </m:ctrlPr>
+          </m:dPr>
+          <m:e>
+            <m:r>
+              <w:rPr>
+                <w:rFonts w:ascii="Cambria Math" w:hAnsi="Cambria Math"/>
+              </w:rPr>
+              <m:t>∅</m:t>
+            </m:r>
+          </m:e>
+        </m:d>
+        <m:r>
+          <w:rPr>
+            <w:rFonts w:ascii="Cambria Math" w:hAnsi="Cambria Math"/>
+          </w:rPr>
+          <m:t>=</m:t>
+        </m:r>
+        <m:r>
+          <w:rPr>
+            <w:rFonts w:ascii="Cambria Math" w:hAnsi="Cambria Math"/>
+          </w:rPr>
+          <m:t>0</m:t>
+        </m:r>
+      </m:oMath>
+      <w:r>
+        <w:rPr>
+          <w:rFonts w:eastAsiaTheme="minorEastAsia"/>
+        </w:rPr>
+        <w:t>,</w:t>
+      </w:r>
+    </w:p>
+    <w:p>
+      <w:pPr>
+        <w:pStyle w:val="ListParagraph"/>
+        <w:numPr>
+          <w:ilvl w:val="0"/>
+          <w:numId w:val="1"/>
+        </w:numPr>
+      </w:pPr>
+      <m:oMath>
+        <m:r>
+          <w:rPr>
+            <w:rFonts w:ascii="Cambria Math" w:hAnsi="Cambria Math"/>
+          </w:rPr>
+          <m:t>T :X→X</m:t>
+        </m:r>
+      </m:oMath>
+      <w:r>
+        <w:rPr>
+          <w:rFonts w:eastAsiaTheme="minorEastAsia"/>
+        </w:rPr>
+        <w:t xml:space="preserve"> is a measurable transformation which preserves the measure </w:t>
+      </w:r>
+      <m:oMath>
+        <m:r>
+          <w:rPr>
+            <w:rFonts w:ascii="Cambria Math" w:hAnsi="Cambria Math"/>
+          </w:rPr>
+          <m:t>μ</m:t>
+        </m:r>
+      </m:oMath>
+      <w:r>
+        <w:rPr>
+          <w:rFonts w:eastAsiaTheme="minorEastAsia"/>
+        </w:rPr>
+        <w:t xml:space="preserve"> i.e. </w:t>
+      </w:r>
+      <m:oMath>
+        <m:r>
+          <w:rPr>
+            <w:rFonts w:ascii="Cambria Math" w:eastAsiaTheme="minorEastAsia" w:hAnsi="Cambria Math"/>
+          </w:rPr>
+          <m:t>∀A∈</m:t>
+        </m:r>
+        <m:r>
+          <m:rPr>
+            <m:scr m:val="script"/>
+          </m:rPr>
+          <w:rPr>
+            <w:rFonts w:ascii="Cambria Math" w:hAnsi="Cambria Math"/>
+          </w:rPr>
+          <m:t>B</m:t>
+        </m:r>
+        <m:r>
+          <w:rPr>
+            <w:rFonts w:ascii="Cambria Math" w:hAnsi="Cambria Math"/>
+          </w:rPr>
+          <m:t xml:space="preserve"> </m:t>
+        </m:r>
+        <m:r>
+          <w:rPr>
+            <w:rFonts w:ascii="Cambria Math" w:hAnsi="Cambria Math"/>
+          </w:rPr>
+          <m:t>μ</m:t>
+        </m:r>
+        <m:d>
+          <m:dPr>
+            <m:ctrlPr>
+              <w:rPr>
+                <w:rFonts w:ascii="Cambria Math" w:hAnsi="Cambria Math"/>
+                <w:i/>
+              </w:rPr>
+            </m:ctrlPr>
+          </m:dPr>
+          <m:e>
+            <m:sSup>
+              <m:sSupPr>
+                <m:ctrlPr>
+                  <w:rPr>
+                    <w:rFonts w:ascii="Cambria Math" w:hAnsi="Cambria Math"/>
+                    <w:i/>
+                  </w:rPr>
+                </m:ctrlPr>
+              </m:sSupPr>
+              <m:e>
+                <m:r>
+                  <w:rPr>
+                    <w:rFonts w:ascii="Cambria Math" w:hAnsi="Cambria Math"/>
+                  </w:rPr>
+                  <m:t>T</m:t>
+                </m:r>
+              </m:e>
+              <m:sup>
+                <m:r>
+                  <w:rPr>
+                    <w:rFonts w:ascii="Cambria Math" w:hAnsi="Cambria Math"/>
+                  </w:rPr>
+                  <m:t>-1</m:t>
+                </m:r>
+              </m:sup>
+            </m:sSup>
+            <m:d>
+              <m:dPr>
+                <m:ctrlPr>
+                  <w:rPr>
+                    <w:rFonts w:ascii="Cambria Math" w:hAnsi="Cambria Math"/>
+                    <w:i/>
+                  </w:rPr>
+                </m:ctrlPr>
+              </m:dPr>
+              <m:e>
+                <m:r>
+                  <w:rPr>
+                    <w:rFonts w:ascii="Cambria Math" w:hAnsi="Cambria Math"/>
+                  </w:rPr>
+                  <m:t>A</m:t>
+                </m:r>
+              </m:e>
+            </m:d>
+          </m:e>
+        </m:d>
+        <m:r>
+          <w:rPr>
+            <w:rFonts w:ascii="Cambria Math" w:hAnsi="Cambria Math"/>
+          </w:rPr>
+          <m:t>=</m:t>
+        </m:r>
+        <m:r>
+          <w:rPr>
+            <w:rFonts w:ascii="Cambria Math" w:hAnsi="Cambria Math"/>
+          </w:rPr>
+          <m:t>μ</m:t>
+        </m:r>
+        <m:d>
+          <m:dPr>
+            <m:ctrlPr>
+              <w:rPr>
+                <w:rFonts w:ascii="Cambria Math" w:hAnsi="Cambria Math"/>
+                <w:i/>
+              </w:rPr>
+            </m:ctrlPr>
+          </m:dPr>
+          <m:e>
+            <m:r>
+              <w:rPr>
+                <w:rFonts w:ascii="Cambria Math" w:hAnsi="Cambria Math"/>
+              </w:rPr>
+              <m:t>A</m:t>
+            </m:r>
+          </m:e>
+        </m:d>
+      </m:oMath>
+      <w:r>
+        <w:rPr>
+          <w:rFonts w:eastAsiaTheme="minorEastAsia"/>
+        </w:rPr>
+        <w:t>.</w:t>
+      </w:r>
+    </w:p>
+    <w:p/>
     <w:p/>
     <w:p/>
     <w:p/>
@@ -187,6 +594,126 @@
     </w:sectPr>
   </w:body>
 </w:document>
+</file>
+
+<file path=word/numbering.xml><?xml version="1.0" encoding="utf-8"?>
+<w:numbering xmlns:wpc="http://schemas.microsoft.com/office/word/2010/wordprocessingCanvas" xmlns:cx="http://schemas.microsoft.com/office/drawing/2014/chartex" xmlns:cx1="http://schemas.microsoft.com/office/drawing/2015/9/8/chartex" xmlns:cx2="http://schemas.microsoft.com/office/drawing/2015/10/21/chartex" xmlns:cx3="http://schemas.microsoft.com/office/drawing/2016/5/9/chartex" xmlns:cx4="http://schemas.microsoft.com/office/drawing/2016/5/10/chartex" xmlns:cx5="http://schemas.microsoft.com/office/drawing/2016/5/11/chartex" xmlns:cx6="http://schemas.microsoft.com/office/drawing/2016/5/12/chartex" xmlns:cx7="http://schemas.microsoft.com/office/drawing/2016/5/13/chartex" xmlns:cx8="http://schemas.microsoft.com/office/drawing/2016/5/14/chartex" xmlns:mc="http://schemas.openxmlformats.org/markup-compatibility/2006" xmlns:aink="http://schemas.microsoft.com/office/drawing/2016/ink" xmlns:am3d="http://schemas.microsoft.com/office/drawing/2017/model3d" xmlns:o="urn:schemas-microsoft-com:office:office" xmlns:oel="http://schemas.microsoft.com/office/2019/extlst" xmlns:r="http://schemas.openxmlformats.org/officeDocument/2006/relationships" xmlns:m="http://schemas.openxmlformats.org/officeDocument/2006/math" xmlns:v="urn:schemas-microsoft-com:vml" xmlns:wp14="http://schemas.microsoft.com/office/word/2010/wordprocessingDrawing" xmlns:wp="http://schemas.openxmlformats.org/drawingml/2006/wordprocessingDrawing" xmlns:w10="urn:schemas-microsoft-com:office:word" xmlns:w="http://schemas.openxmlformats.org/wordprocessingml/2006/main" xmlns:w14="http://schemas.microsoft.com/office/word/2010/wordml" xmlns:w15="http://schemas.microsoft.com/office/word/2012/wordml" xmlns:w16cex="http://schemas.microsoft.com/office/word/2018/wordml/cex" xmlns:w16cid="http://schemas.microsoft.com/office/word/2016/wordml/cid" xmlns:w16="http://schemas.microsoft.com/office/word/2018/wordml" xmlns:w16sdtdh="http://schemas.microsoft.com/office/word/2020/wordml/sdtdatahash" xmlns:w16se="http://schemas.microsoft.com/office/word/2015/wordml/symex" xmlns:wpg="http://schemas.microsoft.com/office/word/2010/wordprocessingGroup" xmlns:wpi="http://schemas.microsoft.com/office/word/2010/wordprocessingInk" xmlns:wne="http://schemas.microsoft.com/office/word/2006/wordml" xmlns:wps="http://schemas.microsoft.com/office/word/2010/wordprocessingShape" mc:Ignorable="w14 w15 w16se w16cid w16 w16cex w16sdtdh wp14">
+  <w:abstractNum w:abstractNumId="0" w15:restartNumberingAfterBreak="0">
+    <w:nsid w:val="0CB9543D"/>
+    <w:multiLevelType w:val="hybridMultilevel"/>
+    <w:tmpl w:val="F4224448"/>
+    <w:lvl w:ilvl="0" w:tplc="77CAF1B2">
+      <w:numFmt w:val="bullet"/>
+      <w:lvlText w:val=""/>
+      <w:lvlJc w:val="left"/>
+      <w:pPr>
+        <w:ind w:left="720" w:hanging="360"/>
+      </w:pPr>
+      <w:rPr>
+        <w:rFonts w:ascii="Symbol" w:eastAsiaTheme="minorHAnsi" w:hAnsi="Symbol" w:cstheme="minorBidi" w:hint="default"/>
+      </w:rPr>
+    </w:lvl>
+    <w:lvl w:ilvl="1" w:tplc="04090003" w:tentative="1">
+      <w:start w:val="1"/>
+      <w:numFmt w:val="bullet"/>
+      <w:lvlText w:val="o"/>
+      <w:lvlJc w:val="left"/>
+      <w:pPr>
+        <w:ind w:left="1440" w:hanging="360"/>
+      </w:pPr>
+      <w:rPr>
+        <w:rFonts w:ascii="Courier New" w:hAnsi="Courier New" w:cs="Courier New" w:hint="default"/>
+      </w:rPr>
+    </w:lvl>
+    <w:lvl w:ilvl="2" w:tplc="04090005" w:tentative="1">
+      <w:start w:val="1"/>
+      <w:numFmt w:val="bullet"/>
+      <w:lvlText w:val=""/>
+      <w:lvlJc w:val="left"/>
+      <w:pPr>
+        <w:ind w:left="2160" w:hanging="360"/>
+      </w:pPr>
+      <w:rPr>
+        <w:rFonts w:ascii="Wingdings" w:hAnsi="Wingdings" w:hint="default"/>
+      </w:rPr>
+    </w:lvl>
+    <w:lvl w:ilvl="3" w:tplc="04090001" w:tentative="1">
+      <w:start w:val="1"/>
+      <w:numFmt w:val="bullet"/>
+      <w:lvlText w:val=""/>
+      <w:lvlJc w:val="left"/>
+      <w:pPr>
+        <w:ind w:left="2880" w:hanging="360"/>
+      </w:pPr>
+      <w:rPr>
+        <w:rFonts w:ascii="Symbol" w:hAnsi="Symbol" w:hint="default"/>
+      </w:rPr>
+    </w:lvl>
+    <w:lvl w:ilvl="4" w:tplc="04090003" w:tentative="1">
+      <w:start w:val="1"/>
+      <w:numFmt w:val="bullet"/>
+      <w:lvlText w:val="o"/>
+      <w:lvlJc w:val="left"/>
+      <w:pPr>
+        <w:ind w:left="3600" w:hanging="360"/>
+      </w:pPr>
+      <w:rPr>
+        <w:rFonts w:ascii="Courier New" w:hAnsi="Courier New" w:cs="Courier New" w:hint="default"/>
+      </w:rPr>
+    </w:lvl>
+    <w:lvl w:ilvl="5" w:tplc="04090005" w:tentative="1">
+      <w:start w:val="1"/>
+      <w:numFmt w:val="bullet"/>
+      <w:lvlText w:val=""/>
+      <w:lvlJc w:val="left"/>
+      <w:pPr>
+        <w:ind w:left="4320" w:hanging="360"/>
+      </w:pPr>
+      <w:rPr>
+        <w:rFonts w:ascii="Wingdings" w:hAnsi="Wingdings" w:hint="default"/>
+      </w:rPr>
+    </w:lvl>
+    <w:lvl w:ilvl="6" w:tplc="04090001" w:tentative="1">
+      <w:start w:val="1"/>
+      <w:numFmt w:val="bullet"/>
+      <w:lvlText w:val=""/>
+      <w:lvlJc w:val="left"/>
+      <w:pPr>
+        <w:ind w:left="5040" w:hanging="360"/>
+      </w:pPr>
+      <w:rPr>
+        <w:rFonts w:ascii="Symbol" w:hAnsi="Symbol" w:hint="default"/>
+      </w:rPr>
+    </w:lvl>
+    <w:lvl w:ilvl="7" w:tplc="04090003" w:tentative="1">
+      <w:start w:val="1"/>
+      <w:numFmt w:val="bullet"/>
+      <w:lvlText w:val="o"/>
+      <w:lvlJc w:val="left"/>
+      <w:pPr>
+        <w:ind w:left="5760" w:hanging="360"/>
+      </w:pPr>
+      <w:rPr>
+        <w:rFonts w:ascii="Courier New" w:hAnsi="Courier New" w:cs="Courier New" w:hint="default"/>
+      </w:rPr>
+    </w:lvl>
+    <w:lvl w:ilvl="8" w:tplc="04090005" w:tentative="1">
+      <w:start w:val="1"/>
+      <w:numFmt w:val="bullet"/>
+      <w:lvlText w:val=""/>
+      <w:lvlJc w:val="left"/>
+      <w:pPr>
+        <w:ind w:left="6480" w:hanging="360"/>
+      </w:pPr>
+      <w:rPr>
+        <w:rFonts w:ascii="Wingdings" w:hAnsi="Wingdings" w:hint="default"/>
+      </w:rPr>
+    </w:lvl>
+  </w:abstractNum>
+  <w:num w:numId="1" w16cid:durableId="81686266">
+    <w:abstractNumId w:val="0"/>
+  </w:num>
+</w:numbering>
 </file>
 
 <file path=word/styles.xml><?xml version="1.0" encoding="utf-8"?>
@@ -1120,6 +1647,16 @@
       <w:shd w:val="clear" w:color="auto" w:fill="E1DFDD"/>
     </w:rPr>
   </w:style>
+  <w:style w:type="character" w:styleId="PlaceholderText">
+    <w:name w:val="Placeholder Text"/>
+    <w:basedOn w:val="DefaultParagraphFont"/>
+    <w:uiPriority w:val="99"/>
+    <w:semiHidden/>
+    <w:rsid w:val="00C81FC3"/>
+    <w:rPr>
+      <w:color w:val="666666"/>
+    </w:rPr>
+  </w:style>
 </w:styles>
 </file>
 

--- a/docs/splm/Symplectic_Integration_for_SPLM_family-Symplectic_Euler_Velocity-Verlet_Strang_Splitting.docx
+++ b/docs/splm/Symplectic_Integration_for_SPLM_family-Symplectic_Euler_Velocity-Verlet_Strang_Splitting.docx
@@ -123,6 +123,16 @@
           <w:t>SemSimula companion note, 2026</w:t>
         </w:r>
       </w:hyperlink>
+    </w:p>
+    <w:p>
+      <w:r>
+        <w:t>[4]</w:t>
+      </w:r>
+    </w:p>
+    <w:p>
+      <w:r>
+        <w:t>[5]</w:t>
+      </w:r>
     </w:p>
     <w:p/>
     <w:p>
@@ -572,20 +582,217 @@
       </w:r>
     </w:p>
     <w:p/>
+    <w:p>
+      <w:r>
+        <w:rPr>
+          <w:b/>
+          <w:bCs/>
+        </w:rPr>
+        <w:t xml:space="preserve">Note </w:t>
+      </w:r>
+      <w:r>
+        <w:t xml:space="preserve">on the measure preserving transformation requirement </w:t>
+      </w:r>
+      <m:oMath>
+        <m:r>
+          <w:rPr>
+            <w:rFonts w:ascii="Cambria Math" w:eastAsiaTheme="minorEastAsia" w:hAnsi="Cambria Math"/>
+          </w:rPr>
+          <m:t>∀A∈</m:t>
+        </m:r>
+        <m:r>
+          <m:rPr>
+            <m:scr m:val="script"/>
+          </m:rPr>
+          <w:rPr>
+            <w:rFonts w:ascii="Cambria Math" w:hAnsi="Cambria Math"/>
+          </w:rPr>
+          <m:t>B</m:t>
+        </m:r>
+      </m:oMath>
+      <w:r>
+        <w:t xml:space="preserve">  </w:t>
+      </w:r>
+      <m:oMath>
+        <m:r>
+          <w:rPr>
+            <w:rFonts w:ascii="Cambria Math" w:hAnsi="Cambria Math"/>
+          </w:rPr>
+          <m:t>μ</m:t>
+        </m:r>
+        <m:d>
+          <m:dPr>
+            <m:ctrlPr>
+              <w:rPr>
+                <w:rFonts w:ascii="Cambria Math" w:hAnsi="Cambria Math"/>
+                <w:i/>
+              </w:rPr>
+            </m:ctrlPr>
+          </m:dPr>
+          <m:e>
+            <m:sSup>
+              <m:sSupPr>
+                <m:ctrlPr>
+                  <w:rPr>
+                    <w:rFonts w:ascii="Cambria Math" w:hAnsi="Cambria Math"/>
+                    <w:i/>
+                  </w:rPr>
+                </m:ctrlPr>
+              </m:sSupPr>
+              <m:e>
+                <m:r>
+                  <w:rPr>
+                    <w:rFonts w:ascii="Cambria Math" w:hAnsi="Cambria Math"/>
+                  </w:rPr>
+                  <m:t>T</m:t>
+                </m:r>
+              </m:e>
+              <m:sup>
+                <m:r>
+                  <w:rPr>
+                    <w:rFonts w:ascii="Cambria Math" w:hAnsi="Cambria Math"/>
+                  </w:rPr>
+                  <m:t>-1</m:t>
+                </m:r>
+              </m:sup>
+            </m:sSup>
+            <m:d>
+              <m:dPr>
+                <m:ctrlPr>
+                  <w:rPr>
+                    <w:rFonts w:ascii="Cambria Math" w:hAnsi="Cambria Math"/>
+                    <w:i/>
+                  </w:rPr>
+                </m:ctrlPr>
+              </m:dPr>
+              <m:e>
+                <m:r>
+                  <w:rPr>
+                    <w:rFonts w:ascii="Cambria Math" w:hAnsi="Cambria Math"/>
+                  </w:rPr>
+                  <m:t>A</m:t>
+                </m:r>
+              </m:e>
+            </m:d>
+          </m:e>
+        </m:d>
+        <m:r>
+          <w:rPr>
+            <w:rFonts w:ascii="Cambria Math" w:hAnsi="Cambria Math"/>
+          </w:rPr>
+          <m:t>=μ</m:t>
+        </m:r>
+        <m:d>
+          <m:dPr>
+            <m:ctrlPr>
+              <w:rPr>
+                <w:rFonts w:ascii="Cambria Math" w:hAnsi="Cambria Math"/>
+                <w:i/>
+              </w:rPr>
+            </m:ctrlPr>
+          </m:dPr>
+          <m:e>
+            <m:r>
+              <w:rPr>
+                <w:rFonts w:ascii="Cambria Math" w:hAnsi="Cambria Math"/>
+              </w:rPr>
+              <m:t>A</m:t>
+            </m:r>
+          </m:e>
+        </m:d>
+      </m:oMath>
+    </w:p>
+    <w:p>
+      <w:r>
+        <w:t>This requirement can be illustrated via simple example-</w:t>
+      </w:r>
+    </w:p>
+    <w:p>
+      <w:r>
+        <w:t xml:space="preserve">Consider the typical measure on the unit interval </w:t>
+      </w:r>
+      <m:oMath>
+        <m:r>
+          <w:rPr>
+            <w:rFonts w:ascii="Cambria Math" w:hAnsi="Cambria Math"/>
+          </w:rPr>
+          <m:t>[0, 1]</m:t>
+        </m:r>
+      </m:oMath>
+      <w:r>
+        <w:rPr>
+          <w:rFonts w:eastAsiaTheme="minorEastAsia"/>
+        </w:rPr>
+        <w:t xml:space="preserve"> and a map </w:t>
+      </w:r>
+      <m:oMath>
+        <m:r>
+          <w:rPr>
+            <w:rFonts w:ascii="Cambria Math" w:eastAsiaTheme="minorEastAsia" w:hAnsi="Cambria Math"/>
+          </w:rPr>
+          <m:t>Tx = 2x</m:t>
+        </m:r>
+        <m:r>
+          <w:rPr>
+            <w:rFonts w:ascii="Cambria Math" w:eastAsiaTheme="minorEastAsia" w:hAnsi="Cambria Math"/>
+          </w:rPr>
+          <m:t xml:space="preserve"> </m:t>
+        </m:r>
+        <m:r>
+          <m:rPr>
+            <m:sty m:val="p"/>
+          </m:rPr>
+          <w:rPr>
+            <w:rFonts w:ascii="Cambria Math" w:eastAsiaTheme="minorEastAsia" w:hAnsi="Cambria Math"/>
+          </w:rPr>
+          <m:t>mod</m:t>
+        </m:r>
+        <m:r>
+          <w:rPr>
+            <w:rFonts w:ascii="Cambria Math" w:eastAsiaTheme="minorEastAsia" w:hAnsi="Cambria Math"/>
+          </w:rPr>
+          <m:t xml:space="preserve"> 1=</m:t>
+        </m:r>
+      </m:oMath>
+    </w:p>
+    <w:p/>
+    <w:p>
+      <w:pPr>
+        <w:rPr>
+          <w:color w:val="FF0000"/>
+        </w:rPr>
+      </w:pPr>
+      <w:r>
+        <w:rPr>
+          <w:color w:val="FF0000"/>
+        </w:rPr>
+        <w:t>//TODO: finish this appendix section from [2]</w:t>
+      </w:r>
+    </w:p>
+    <w:p/>
+    <w:p>
+      <w:pPr>
+        <w:pStyle w:val="Heading2"/>
+      </w:pPr>
+      <w:r>
+        <w:t>Liouville’s Theorem</w:t>
+      </w:r>
+    </w:p>
     <w:p/>
     <w:p/>
-    <w:p/>
-    <w:p>
-      <w:pPr>
-        <w:pStyle w:val="Heading2"/>
-      </w:pPr>
-      <w:r>
-        <w:t>Liouville’s Theorem</w:t>
-      </w:r>
-    </w:p>
-    <w:p/>
-    <w:p/>
-    <w:p/>
+    <w:p>
+      <w:pPr>
+        <w:rPr>
+          <w:color w:val="FF0000"/>
+        </w:rPr>
+      </w:pPr>
+      <w:r>
+        <w:rPr>
+          <w:color w:val="FF0000"/>
+        </w:rPr>
+        <w:t>//TODO: finish this appendix section from [1]</w:t>
+      </w:r>
+    </w:p>
     <w:sectPr>
       <w:pgSz w:w="12240" w:h="15840"/>
       <w:pgMar w:top="1440" w:right="1440" w:bottom="1440" w:left="1440" w:header="720" w:footer="720" w:gutter="0"/>

--- a/docs/splm/Symplectic_Integration_for_SPLM_family-Symplectic_Euler_Velocity-Verlet_Strang_Splitting.docx
+++ b/docs/splm/Symplectic_Integration_for_SPLM_family-Symplectic_Euler_Velocity-Verlet_Strang_Splitting.docx
@@ -104,12 +104,50 @@
     </w:p>
     <w:p>
       <w:r>
-        <w:t>[3]</w:t>
+        <w:t xml:space="preserve">[3] </w:t>
+      </w:r>
+      <w:hyperlink r:id="rId7" w:history="1">
+        <w:r>
+          <w:rPr>
+            <w:rStyle w:val="Hyperlink"/>
+          </w:rPr>
+          <w:t>Lagrangian Mechanics, Wikipedia</w:t>
+        </w:r>
+      </w:hyperlink>
+    </w:p>
+    <w:p>
+      <w:r>
+        <w:t>[</w:t>
+      </w:r>
+      <w:r>
+        <w:t>4</w:t>
+      </w:r>
+      <w:r>
+        <w:t xml:space="preserve">] </w:t>
+      </w:r>
+      <w:hyperlink r:id="rId8" w:history="1">
+        <w:r>
+          <w:rPr>
+            <w:rStyle w:val="Hyperlink"/>
+          </w:rPr>
+          <w:t>Hamiltonian Mechanics, Wikipedia</w:t>
+        </w:r>
+      </w:hyperlink>
+    </w:p>
+    <w:p>
+      <w:r>
+        <w:t>[</w:t>
+      </w:r>
+      <w:r>
+        <w:t>5</w:t>
+      </w:r>
+      <w:r>
+        <w:t>]</w:t>
       </w:r>
       <w:r>
         <w:t xml:space="preserve"> </w:t>
       </w:r>
-      <w:hyperlink r:id="rId7" w:history="1">
+      <w:hyperlink r:id="rId9" w:history="1">
         <w:r>
           <w:rPr>
             <w:rStyle w:val="Hyperlink"/>
@@ -126,12 +164,35 @@
     </w:p>
     <w:p>
       <w:r>
-        <w:t>[4]</w:t>
-      </w:r>
-    </w:p>
-    <w:p>
-      <w:r>
-        <w:t>[5]</w:t>
+        <w:t>[</w:t>
+      </w:r>
+      <w:r>
+        <w:t>6</w:t>
+      </w:r>
+      <w:r>
+        <w:t>]</w:t>
+      </w:r>
+      <w:r>
+        <w:t xml:space="preserve"> </w:t>
+      </w:r>
+      <w:hyperlink r:id="rId10" w:history="1">
+        <w:r>
+          <w:rPr>
+            <w:rStyle w:val="Hyperlink"/>
+          </w:rPr>
+          <w:t>Mathematical Methods of Classical Mechanics, V.I. Arnold, Springer, 1989</w:t>
+        </w:r>
+      </w:hyperlink>
+    </w:p>
+    <w:p>
+      <w:r>
+        <w:t>[</w:t>
+      </w:r>
+      <w:r>
+        <w:t>7</w:t>
+      </w:r>
+      <w:r>
+        <w:t>]</w:t>
       </w:r>
     </w:p>
     <w:p/>
@@ -791,6 +852,419 @@
           <w:color w:val="FF0000"/>
         </w:rPr>
         <w:t>//TODO: finish this appendix section from [1]</w:t>
+      </w:r>
+    </w:p>
+    <w:p>
+      <w:pPr>
+        <w:rPr>
+          <w:color w:val="FF0000"/>
+        </w:rPr>
+      </w:pPr>
+    </w:p>
+    <w:p>
+      <w:pPr>
+        <w:pStyle w:val="Heading2"/>
+      </w:pPr>
+      <w:r>
+        <w:t>Hamiltonian Mechanics</w:t>
+      </w:r>
+    </w:p>
+    <w:p/>
+    <w:p>
+      <w:pPr>
+        <w:rPr>
+          <w:rFonts w:eastAsiaTheme="minorEastAsia"/>
+        </w:rPr>
+      </w:pPr>
+      <w:r>
+        <w:t xml:space="preserve">A Hamiltonian system lives on phase space </w:t>
+      </w:r>
+      <m:oMath>
+        <m:r>
+          <m:rPr>
+            <m:scr m:val="script"/>
+          </m:rPr>
+          <w:rPr>
+            <w:rFonts w:ascii="Cambria Math" w:hAnsi="Cambria Math"/>
+          </w:rPr>
+          <m:t>M</m:t>
+        </m:r>
+      </m:oMath>
+      <w:r>
+        <w:rPr>
+          <w:rFonts w:eastAsiaTheme="minorEastAsia"/>
+        </w:rPr>
+        <w:t xml:space="preserve"> with coordinates </w:t>
+      </w:r>
+      <m:oMath>
+        <m:d>
+          <m:dPr>
+            <m:ctrlPr>
+              <w:rPr>
+                <w:rFonts w:ascii="Cambria Math" w:eastAsiaTheme="minorEastAsia" w:hAnsi="Cambria Math"/>
+                <w:i/>
+              </w:rPr>
+            </m:ctrlPr>
+          </m:dPr>
+          <m:e>
+            <m:r>
+              <w:rPr>
+                <w:rFonts w:ascii="Cambria Math" w:eastAsiaTheme="minorEastAsia" w:hAnsi="Cambria Math"/>
+              </w:rPr>
+              <m:t>q,p</m:t>
+            </m:r>
+          </m:e>
+        </m:d>
+      </m:oMath>
+      <w:r>
+        <w:rPr>
+          <w:rFonts w:eastAsiaTheme="minorEastAsia"/>
+        </w:rPr>
+        <w:t xml:space="preserve"> – position and momentum.</w:t>
+      </w:r>
+    </w:p>
+    <w:p>
+      <w:pPr>
+        <w:rPr>
+          <w:rFonts w:eastAsiaTheme="minorEastAsia"/>
+        </w:rPr>
+      </w:pPr>
+      <w:r>
+        <w:rPr>
+          <w:rFonts w:eastAsiaTheme="minorEastAsia"/>
+        </w:rPr>
+        <w:t>The dynamics is governed by Hamilton equations:</w:t>
+      </w:r>
+    </w:p>
+    <w:p>
+      <w:pPr>
+        <w:rPr>
+          <w:rFonts w:eastAsiaTheme="minorEastAsia"/>
+        </w:rPr>
+      </w:pPr>
+    </w:p>
+    <w:p>
+      <w:pPr>
+        <w:rPr>
+          <w:rFonts w:eastAsiaTheme="minorEastAsia"/>
+        </w:rPr>
+      </w:pPr>
+      <m:oMath>
+        <m:acc>
+          <m:accPr>
+            <m:chr m:val="̇"/>
+            <m:ctrlPr>
+              <w:rPr>
+                <w:rFonts w:ascii="Cambria Math" w:hAnsi="Cambria Math"/>
+                <w:i/>
+              </w:rPr>
+            </m:ctrlPr>
+          </m:accPr>
+          <m:e>
+            <m:r>
+              <w:rPr>
+                <w:rFonts w:ascii="Cambria Math" w:hAnsi="Cambria Math"/>
+              </w:rPr>
+              <m:t>q</m:t>
+            </m:r>
+          </m:e>
+        </m:acc>
+        <m:r>
+          <w:rPr>
+            <w:rFonts w:ascii="Cambria Math" w:hAnsi="Cambria Math"/>
+          </w:rPr>
+          <m:t>=</m:t>
+        </m:r>
+        <m:f>
+          <m:fPr>
+            <m:ctrlPr>
+              <w:rPr>
+                <w:rFonts w:ascii="Cambria Math" w:hAnsi="Cambria Math"/>
+                <w:i/>
+              </w:rPr>
+            </m:ctrlPr>
+          </m:fPr>
+          <m:num>
+            <m:r>
+              <w:rPr>
+                <w:rFonts w:ascii="Cambria Math" w:hAnsi="Cambria Math"/>
+              </w:rPr>
+              <m:t>∂H</m:t>
+            </m:r>
+          </m:num>
+          <m:den>
+            <m:r>
+              <w:rPr>
+                <w:rFonts w:ascii="Cambria Math" w:hAnsi="Cambria Math"/>
+              </w:rPr>
+              <m:t>∂p</m:t>
+            </m:r>
+          </m:den>
+        </m:f>
+      </m:oMath>
+      <w:r>
+        <w:rPr>
+          <w:rFonts w:eastAsiaTheme="minorEastAsia"/>
+        </w:rPr>
+        <w:t xml:space="preserve">, </w:t>
+      </w:r>
+      <m:oMath>
+        <m:acc>
+          <m:accPr>
+            <m:chr m:val="̇"/>
+            <m:ctrlPr>
+              <w:rPr>
+                <w:rFonts w:ascii="Cambria Math" w:hAnsi="Cambria Math"/>
+                <w:i/>
+              </w:rPr>
+            </m:ctrlPr>
+          </m:accPr>
+          <m:e>
+            <m:r>
+              <w:rPr>
+                <w:rFonts w:ascii="Cambria Math" w:hAnsi="Cambria Math"/>
+              </w:rPr>
+              <m:t>p</m:t>
+            </m:r>
+          </m:e>
+        </m:acc>
+        <m:r>
+          <w:rPr>
+            <w:rFonts w:ascii="Cambria Math" w:hAnsi="Cambria Math"/>
+          </w:rPr>
+          <m:t>=</m:t>
+        </m:r>
+        <m:f>
+          <m:fPr>
+            <m:ctrlPr>
+              <w:rPr>
+                <w:rFonts w:ascii="Cambria Math" w:hAnsi="Cambria Math"/>
+                <w:i/>
+              </w:rPr>
+            </m:ctrlPr>
+          </m:fPr>
+          <m:num>
+            <m:r>
+              <w:rPr>
+                <w:rFonts w:ascii="Cambria Math" w:hAnsi="Cambria Math"/>
+              </w:rPr>
+              <m:t>∂H</m:t>
+            </m:r>
+          </m:num>
+          <m:den>
+            <m:r>
+              <w:rPr>
+                <w:rFonts w:ascii="Cambria Math" w:hAnsi="Cambria Math"/>
+              </w:rPr>
+              <m:t>∂q</m:t>
+            </m:r>
+          </m:den>
+        </m:f>
+      </m:oMath>
+    </w:p>
+    <w:p>
+      <w:pPr>
+        <w:rPr>
+          <w:rFonts w:eastAsiaTheme="minorEastAsia"/>
+        </w:rPr>
+      </w:pPr>
+    </w:p>
+    <w:p>
+      <w:pPr>
+        <w:pStyle w:val="Heading3"/>
+        <w:rPr>
+          <w:rFonts w:eastAsiaTheme="minorEastAsia"/>
+        </w:rPr>
+      </w:pPr>
+      <w:r>
+        <w:rPr>
+          <w:rFonts w:eastAsiaTheme="minorEastAsia"/>
+        </w:rPr>
+        <w:lastRenderedPageBreak/>
+        <w:t>Symplectic form</w:t>
+      </w:r>
+    </w:p>
+    <w:p>
+      <w:pPr>
+        <w:rPr>
+          <w:rFonts w:eastAsiaTheme="minorEastAsia"/>
+        </w:rPr>
+      </w:pPr>
+    </w:p>
+    <w:p>
+      <w:r>
+        <w:t xml:space="preserve">On a </w:t>
+      </w:r>
+      <m:oMath>
+        <m:r>
+          <w:rPr>
+            <w:rFonts w:ascii="Cambria Math" w:hAnsi="Cambria Math"/>
+          </w:rPr>
+          <m:t>2n</m:t>
+        </m:r>
+      </m:oMath>
+      <w:r>
+        <w:t xml:space="preserve">-dimensional phase space </w:t>
+      </w:r>
+      <m:oMath>
+        <m:r>
+          <m:rPr>
+            <m:scr m:val="script"/>
+          </m:rPr>
+          <w:rPr>
+            <w:rFonts w:ascii="Cambria Math" w:hAnsi="Cambria Math"/>
+          </w:rPr>
+          <m:t>M</m:t>
+        </m:r>
+      </m:oMath>
+      <w:r>
+        <w:rPr>
+          <w:rFonts w:eastAsiaTheme="minorEastAsia"/>
+        </w:rPr>
+        <w:t xml:space="preserve"> with local coordinates the canonical symplectic form is the 2-form </w:t>
+      </w:r>
+    </w:p>
+    <w:p/>
+    <w:p>
+      <w:pPr>
+        <w:rPr>
+          <w:rFonts w:eastAsiaTheme="minorEastAsia"/>
+        </w:rPr>
+      </w:pPr>
+      <m:oMath>
+        <m:r>
+          <w:rPr>
+            <w:rFonts w:ascii="Cambria Math" w:hAnsi="Cambria Math"/>
+          </w:rPr>
+          <m:t>ω=</m:t>
+        </m:r>
+        <m:nary>
+          <m:naryPr>
+            <m:chr m:val="∑"/>
+            <m:limLoc m:val="undOvr"/>
+            <m:ctrlPr>
+              <w:rPr>
+                <w:rFonts w:ascii="Cambria Math" w:hAnsi="Cambria Math"/>
+                <w:i/>
+              </w:rPr>
+            </m:ctrlPr>
+          </m:naryPr>
+          <m:sub>
+            <m:r>
+              <w:rPr>
+                <w:rFonts w:ascii="Cambria Math" w:hAnsi="Cambria Math"/>
+              </w:rPr>
+              <m:t>i=1</m:t>
+            </m:r>
+          </m:sub>
+          <m:sup>
+            <m:r>
+              <w:rPr>
+                <w:rFonts w:ascii="Cambria Math" w:hAnsi="Cambria Math"/>
+              </w:rPr>
+              <m:t>n</m:t>
+            </m:r>
+          </m:sup>
+          <m:e>
+            <m:r>
+              <w:rPr>
+                <w:rFonts w:ascii="Cambria Math" w:hAnsi="Cambria Math"/>
+              </w:rPr>
+              <m:t>d</m:t>
+            </m:r>
+            <m:sSup>
+              <m:sSupPr>
+                <m:ctrlPr>
+                  <w:rPr>
+                    <w:rFonts w:ascii="Cambria Math" w:hAnsi="Cambria Math"/>
+                    <w:i/>
+                  </w:rPr>
+                </m:ctrlPr>
+              </m:sSupPr>
+              <m:e>
+                <m:r>
+                  <w:rPr>
+                    <w:rFonts w:ascii="Cambria Math" w:hAnsi="Cambria Math"/>
+                  </w:rPr>
+                  <m:t>q</m:t>
+                </m:r>
+              </m:e>
+              <m:sup>
+                <m:r>
+                  <w:rPr>
+                    <w:rFonts w:ascii="Cambria Math" w:hAnsi="Cambria Math"/>
+                  </w:rPr>
+                  <m:t>i</m:t>
+                </m:r>
+              </m:sup>
+            </m:sSup>
+            <m:r>
+              <w:rPr>
+                <w:rFonts w:ascii="Cambria Math" w:hAnsi="Cambria Math"/>
+              </w:rPr>
+              <m:t>∧d</m:t>
+            </m:r>
+            <m:sSub>
+              <m:sSubPr>
+                <m:ctrlPr>
+                  <w:rPr>
+                    <w:rFonts w:ascii="Cambria Math" w:hAnsi="Cambria Math"/>
+                    <w:i/>
+                  </w:rPr>
+                </m:ctrlPr>
+              </m:sSubPr>
+              <m:e>
+                <m:r>
+                  <w:rPr>
+                    <w:rFonts w:ascii="Cambria Math" w:hAnsi="Cambria Math"/>
+                  </w:rPr>
+                  <m:t>p</m:t>
+                </m:r>
+              </m:e>
+              <m:sub>
+                <m:r>
+                  <w:rPr>
+                    <w:rFonts w:ascii="Cambria Math" w:hAnsi="Cambria Math"/>
+                  </w:rPr>
+                  <m:t>i</m:t>
+                </m:r>
+              </m:sub>
+            </m:sSub>
+          </m:e>
+        </m:nary>
+      </m:oMath>
+      <w:r>
+        <w:rPr>
+          <w:rFonts w:eastAsiaTheme="minorEastAsia"/>
+        </w:rPr>
+        <w:t xml:space="preserve"> </w:t>
+      </w:r>
+    </w:p>
+    <w:p>
+      <w:pPr>
+        <w:rPr>
+          <w:rFonts w:eastAsiaTheme="minorEastAsia"/>
+        </w:rPr>
+      </w:pPr>
+    </w:p>
+    <w:p/>
+    <w:p>
+      <w:pPr>
+        <w:rPr>
+          <w:color w:val="FF0000"/>
+        </w:rPr>
+      </w:pPr>
+      <w:r>
+        <w:rPr>
+          <w:color w:val="FF0000"/>
+        </w:rPr>
+        <w:t xml:space="preserve">//TODO: finish the subsection on Hamiltonian mechanics from </w:t>
+      </w:r>
+      <w:r>
+        <w:rPr>
+          <w:color w:val="FF0000"/>
+        </w:rPr>
+        <w:t>[4]</w:t>
       </w:r>
     </w:p>
     <w:sectPr>

--- a/docs/splm/Symplectic_Integration_for_SPLM_family-Symplectic_Euler_Velocity-Verlet_Strang_Splitting.docx
+++ b/docs/splm/Symplectic_Integration_for_SPLM_family-Symplectic_Euler_Velocity-Verlet_Strang_Splitting.docx
@@ -16,6 +16,47 @@
         <w:pStyle w:val="Heading1"/>
       </w:pPr>
       <w:r>
+        <w:t>Non-Symplectic Methods of integration of 2</w:t>
+      </w:r>
+      <w:r>
+        <w:rPr>
+          <w:vertAlign w:val="superscript"/>
+        </w:rPr>
+        <w:t>nd</w:t>
+      </w:r>
+      <w:r>
+        <w:t xml:space="preserve"> order ODE</w:t>
+      </w:r>
+    </w:p>
+    <w:p/>
+    <w:p>
+      <w:pPr>
+        <w:pStyle w:val="Heading2"/>
+      </w:pPr>
+      <w:r>
+        <w:t>Explicit Euler</w:t>
+      </w:r>
+    </w:p>
+    <w:p/>
+    <w:p>
+      <w:pPr>
+        <w:rPr>
+          <w:color w:val="C00000"/>
+        </w:rPr>
+      </w:pPr>
+      <w:r>
+        <w:rPr>
+          <w:color w:val="C00000"/>
+        </w:rPr>
+        <w:t>//TODO: finish the paragraph on Explicit Euler</w:t>
+      </w:r>
+    </w:p>
+    <w:p/>
+    <w:p>
+      <w:pPr>
+        <w:pStyle w:val="Heading1"/>
+      </w:pPr>
+      <w:r>
         <w:t>Symplectic Integration</w:t>
       </w:r>
     </w:p>
@@ -50,6 +91,858 @@
         <w:t>Specifically, it treats the simulation as a continuous sequence of coordinate transformations that perfectly conserve phase space volume (a principle known as Liouville's Theorem).</w:t>
       </w:r>
     </w:p>
+    <w:p/>
+    <w:p>
+      <w:pPr>
+        <w:rPr>
+          <w:u w:val="single"/>
+        </w:rPr>
+      </w:pPr>
+      <w:r>
+        <w:rPr>
+          <w:u w:val="single"/>
+        </w:rPr>
+        <w:t>Properties of a Symplectic Integrator</w:t>
+      </w:r>
+    </w:p>
+    <w:p/>
+    <w:p>
+      <w:r>
+        <w:rPr>
+          <w:b/>
+          <w:bCs/>
+        </w:rPr>
+        <w:t xml:space="preserve"> </w:t>
+      </w:r>
+      <w:r>
+        <w:t>-</w:t>
+      </w:r>
+      <w:r>
+        <w:rPr>
+          <w:b/>
+          <w:bCs/>
+        </w:rPr>
+        <w:t xml:space="preserve"> </w:t>
+      </w:r>
+      <w:r>
+        <w:rPr>
+          <w:b/>
+          <w:bCs/>
+        </w:rPr>
+        <w:t>Conserves phase space</w:t>
+      </w:r>
+      <w:r>
+        <w:t>: a small volume or area drawn in phase space will change shape over time but its total area remains constant</w:t>
+      </w:r>
+    </w:p>
+    <w:p/>
+    <w:p>
+      <w:r>
+        <w:t xml:space="preserve"> </w:t>
+      </w:r>
+      <w:r>
+        <w:t>-</w:t>
+      </w:r>
+      <w:r>
+        <w:t xml:space="preserve"> </w:t>
+      </w:r>
+      <w:r>
+        <w:rPr>
+          <w:b/>
+          <w:bCs/>
+        </w:rPr>
+        <w:t>No long-term energy drift</w:t>
+      </w:r>
+      <w:r>
+        <w:t xml:space="preserve">: while it may introduce tiny energy fluctuations within a single step, it binds </w:t>
+      </w:r>
+      <w:r>
+        <w:t>the system to a close approximation of the true energy surface. Energy never spirals out of control.</w:t>
+      </w:r>
+    </w:p>
+    <w:p/>
+    <w:p>
+      <w:r>
+        <w:t xml:space="preserve"> - </w:t>
+      </w:r>
+      <w:r>
+        <w:rPr>
+          <w:b/>
+          <w:bCs/>
+        </w:rPr>
+        <w:t>Preserves symplectic 2-form</w:t>
+      </w:r>
+      <w:r>
+        <w:t>: the transformation Jacobian from one time step to the next must satisfy the condition:</w:t>
+      </w:r>
+    </w:p>
+    <w:p/>
+    <w:p>
+      <w:pPr>
+        <w:rPr>
+          <w:rFonts w:eastAsiaTheme="minorEastAsia"/>
+        </w:rPr>
+      </w:pPr>
+      <w:r>
+        <w:t xml:space="preserve">   </w:t>
+      </w:r>
+      <m:oMath>
+        <m:sSup>
+          <m:sSupPr>
+            <m:ctrlPr>
+              <w:rPr>
+                <w:rFonts w:ascii="Cambria Math" w:hAnsi="Cambria Math"/>
+                <w:i/>
+              </w:rPr>
+            </m:ctrlPr>
+          </m:sSupPr>
+          <m:e>
+            <m:r>
+              <w:rPr>
+                <w:rFonts w:ascii="Cambria Math" w:hAnsi="Cambria Math"/>
+              </w:rPr>
+              <m:t>J</m:t>
+            </m:r>
+          </m:e>
+          <m:sup>
+            <m:r>
+              <w:rPr>
+                <w:rFonts w:ascii="Cambria Math" w:hAnsi="Cambria Math"/>
+              </w:rPr>
+              <m:t>T</m:t>
+            </m:r>
+          </m:sup>
+        </m:sSup>
+        <m:r>
+          <w:rPr>
+            <w:rFonts w:ascii="Cambria Math" w:hAnsi="Cambria Math"/>
+          </w:rPr>
+          <m:t>MJ=M</m:t>
+        </m:r>
+      </m:oMath>
+      <w:r>
+        <w:rPr>
+          <w:rFonts w:eastAsiaTheme="minorEastAsia"/>
+        </w:rPr>
+        <w:t xml:space="preserve">  </w:t>
+      </w:r>
+      <w:r>
+        <w:rPr>
+          <w:rFonts w:eastAsiaTheme="minorEastAsia"/>
+        </w:rPr>
+        <w:t xml:space="preserve">    (simpl.1)</w:t>
+      </w:r>
+    </w:p>
+    <w:p>
+      <w:pPr>
+        <w:rPr>
+          <w:rFonts w:eastAsiaTheme="minorEastAsia"/>
+        </w:rPr>
+      </w:pPr>
+    </w:p>
+    <w:p>
+      <w:pPr>
+        <w:rPr>
+          <w:rFonts w:eastAsiaTheme="minorEastAsia"/>
+        </w:rPr>
+      </w:pPr>
+      <w:r>
+        <w:rPr>
+          <w:rFonts w:eastAsiaTheme="minorEastAsia"/>
+        </w:rPr>
+        <w:t xml:space="preserve">where </w:t>
+      </w:r>
+      <m:oMath>
+        <m:r>
+          <w:rPr>
+            <w:rFonts w:ascii="Cambria Math" w:eastAsiaTheme="minorEastAsia" w:hAnsi="Cambria Math"/>
+          </w:rPr>
+          <m:t>M</m:t>
+        </m:r>
+        <m:r>
+          <w:rPr>
+            <w:rFonts w:ascii="Cambria Math" w:eastAsiaTheme="minorEastAsia" w:hAnsi="Cambria Math"/>
+          </w:rPr>
+          <m:t>=</m:t>
+        </m:r>
+        <m:d>
+          <m:dPr>
+            <m:ctrlPr>
+              <w:rPr>
+                <w:rFonts w:ascii="Cambria Math" w:eastAsiaTheme="minorEastAsia" w:hAnsi="Cambria Math"/>
+                <w:i/>
+              </w:rPr>
+            </m:ctrlPr>
+          </m:dPr>
+          <m:e>
+            <m:m>
+              <m:mPr>
+                <m:mcs>
+                  <m:mc>
+                    <m:mcPr>
+                      <m:count m:val="2"/>
+                      <m:mcJc m:val="center"/>
+                    </m:mcPr>
+                  </m:mc>
+                </m:mcs>
+                <m:ctrlPr>
+                  <w:rPr>
+                    <w:rFonts w:ascii="Cambria Math" w:eastAsiaTheme="minorEastAsia" w:hAnsi="Cambria Math"/>
+                    <w:i/>
+                  </w:rPr>
+                </m:ctrlPr>
+              </m:mPr>
+              <m:mr>
+                <m:e>
+                  <m:r>
+                    <w:rPr>
+                      <w:rFonts w:ascii="Cambria Math" w:eastAsiaTheme="minorEastAsia" w:hAnsi="Cambria Math"/>
+                    </w:rPr>
+                    <m:t>0</m:t>
+                  </m:r>
+                </m:e>
+                <m:e>
+                  <m:r>
+                    <w:rPr>
+                      <w:rFonts w:ascii="Cambria Math" w:eastAsiaTheme="minorEastAsia" w:hAnsi="Cambria Math"/>
+                    </w:rPr>
+                    <m:t>I</m:t>
+                  </m:r>
+                </m:e>
+              </m:mr>
+              <m:mr>
+                <m:e>
+                  <m:r>
+                    <w:rPr>
+                      <w:rFonts w:ascii="Cambria Math" w:eastAsiaTheme="minorEastAsia" w:hAnsi="Cambria Math"/>
+                    </w:rPr>
+                    <m:t>-I</m:t>
+                  </m:r>
+                </m:e>
+                <m:e>
+                  <m:r>
+                    <w:rPr>
+                      <w:rFonts w:ascii="Cambria Math" w:eastAsiaTheme="minorEastAsia" w:hAnsi="Cambria Math"/>
+                    </w:rPr>
+                    <m:t>0</m:t>
+                  </m:r>
+                </m:e>
+              </m:mr>
+            </m:m>
+          </m:e>
+        </m:d>
+      </m:oMath>
+      <w:r>
+        <w:rPr>
+          <w:rFonts w:eastAsiaTheme="minorEastAsia"/>
+        </w:rPr>
+        <w:t xml:space="preserve">  </w:t>
+      </w:r>
+      <w:r>
+        <w:rPr>
+          <w:rFonts w:eastAsiaTheme="minorEastAsia"/>
+        </w:rPr>
+        <w:t xml:space="preserve">is the standard skew-symmetric </w:t>
+      </w:r>
+      <w:r>
+        <w:rPr>
+          <w:rFonts w:eastAsiaTheme="minorEastAsia"/>
+        </w:rPr>
+        <w:t xml:space="preserve">structure </w:t>
+      </w:r>
+      <w:r>
+        <w:rPr>
+          <w:rFonts w:eastAsiaTheme="minorEastAsia"/>
+        </w:rPr>
+        <w:t>matrix</w:t>
+      </w:r>
+      <w:r>
+        <w:rPr>
+          <w:rFonts w:eastAsiaTheme="minorEastAsia"/>
+        </w:rPr>
+        <w:t xml:space="preserve"> of Hamiltonian mechanics</w:t>
+      </w:r>
+      <w:r>
+        <w:rPr>
+          <w:rFonts w:eastAsiaTheme="minorEastAsia"/>
+        </w:rPr>
+        <w:t>.</w:t>
+      </w:r>
+    </w:p>
+    <w:p>
+      <w:pPr>
+        <w:rPr>
+          <w:rFonts w:eastAsiaTheme="minorEastAsia"/>
+        </w:rPr>
+      </w:pPr>
+    </w:p>
+    <w:p>
+      <w:pPr>
+        <w:rPr>
+          <w:rFonts w:eastAsiaTheme="minorEastAsia"/>
+        </w:rPr>
+      </w:pPr>
+      <w:r>
+        <w:rPr>
+          <w:rFonts w:eastAsiaTheme="minorEastAsia"/>
+        </w:rPr>
+        <w:t>For 2D phase space it is defined as:</w:t>
+      </w:r>
+    </w:p>
+    <w:p>
+      <w:pPr>
+        <w:rPr>
+          <w:rFonts w:eastAsiaTheme="minorEastAsia"/>
+        </w:rPr>
+      </w:pPr>
+    </w:p>
+    <w:p>
+      <w:pPr>
+        <w:rPr>
+          <w:rFonts w:eastAsiaTheme="minorEastAsia"/>
+        </w:rPr>
+      </w:pPr>
+      <m:oMath>
+        <m:r>
+          <w:rPr>
+            <w:rFonts w:ascii="Cambria Math" w:eastAsiaTheme="minorEastAsia" w:hAnsi="Cambria Math"/>
+          </w:rPr>
+          <m:t>M</m:t>
+        </m:r>
+        <m:r>
+          <w:rPr>
+            <w:rFonts w:ascii="Cambria Math" w:eastAsiaTheme="minorEastAsia" w:hAnsi="Cambria Math"/>
+          </w:rPr>
+          <m:t>=</m:t>
+        </m:r>
+        <m:d>
+          <m:dPr>
+            <m:ctrlPr>
+              <w:rPr>
+                <w:rFonts w:ascii="Cambria Math" w:eastAsiaTheme="minorEastAsia" w:hAnsi="Cambria Math"/>
+                <w:i/>
+              </w:rPr>
+            </m:ctrlPr>
+          </m:dPr>
+          <m:e>
+            <m:m>
+              <m:mPr>
+                <m:mcs>
+                  <m:mc>
+                    <m:mcPr>
+                      <m:count m:val="2"/>
+                      <m:mcJc m:val="center"/>
+                    </m:mcPr>
+                  </m:mc>
+                </m:mcs>
+                <m:ctrlPr>
+                  <w:rPr>
+                    <w:rFonts w:ascii="Cambria Math" w:eastAsiaTheme="minorEastAsia" w:hAnsi="Cambria Math"/>
+                    <w:i/>
+                  </w:rPr>
+                </m:ctrlPr>
+              </m:mPr>
+              <m:mr>
+                <m:e>
+                  <m:r>
+                    <w:rPr>
+                      <w:rFonts w:ascii="Cambria Math" w:eastAsiaTheme="minorEastAsia" w:hAnsi="Cambria Math"/>
+                    </w:rPr>
+                    <m:t>0</m:t>
+                  </m:r>
+                </m:e>
+                <m:e>
+                  <m:r>
+                    <w:rPr>
+                      <w:rFonts w:ascii="Cambria Math" w:eastAsiaTheme="minorEastAsia" w:hAnsi="Cambria Math"/>
+                    </w:rPr>
+                    <m:t>1</m:t>
+                  </m:r>
+                </m:e>
+              </m:mr>
+              <m:mr>
+                <m:e>
+                  <m:r>
+                    <w:rPr>
+                      <w:rFonts w:ascii="Cambria Math" w:eastAsiaTheme="minorEastAsia" w:hAnsi="Cambria Math"/>
+                    </w:rPr>
+                    <m:t>-</m:t>
+                  </m:r>
+                  <m:r>
+                    <w:rPr>
+                      <w:rFonts w:ascii="Cambria Math" w:eastAsiaTheme="minorEastAsia" w:hAnsi="Cambria Math"/>
+                    </w:rPr>
+                    <m:t>1</m:t>
+                  </m:r>
+                </m:e>
+                <m:e>
+                  <m:r>
+                    <w:rPr>
+                      <w:rFonts w:ascii="Cambria Math" w:eastAsiaTheme="minorEastAsia" w:hAnsi="Cambria Math"/>
+                    </w:rPr>
+                    <m:t>0</m:t>
+                  </m:r>
+                </m:e>
+              </m:mr>
+            </m:m>
+          </m:e>
+        </m:d>
+      </m:oMath>
+      <w:r>
+        <w:rPr>
+          <w:rFonts w:eastAsiaTheme="minorEastAsia"/>
+        </w:rPr>
+        <w:t xml:space="preserve"> </w:t>
+      </w:r>
+    </w:p>
+    <w:p>
+      <w:pPr>
+        <w:rPr>
+          <w:rFonts w:eastAsiaTheme="minorEastAsia"/>
+        </w:rPr>
+      </w:pPr>
+    </w:p>
+    <w:p>
+      <w:pPr>
+        <w:rPr>
+          <w:rFonts w:eastAsiaTheme="minorEastAsia"/>
+        </w:rPr>
+      </w:pPr>
+      <w:r>
+        <w:rPr>
+          <w:rFonts w:eastAsiaTheme="minorEastAsia"/>
+        </w:rPr>
+        <w:t xml:space="preserve">The Jacobian matrix </w:t>
+      </w:r>
+      <m:oMath>
+        <m:r>
+          <w:rPr>
+            <w:rFonts w:ascii="Cambria Math" w:eastAsiaTheme="minorEastAsia" w:hAnsi="Cambria Math"/>
+          </w:rPr>
+          <m:t>J</m:t>
+        </m:r>
+      </m:oMath>
+      <w:r>
+        <w:rPr>
+          <w:rFonts w:eastAsiaTheme="minorEastAsia"/>
+        </w:rPr>
+        <w:t xml:space="preserve"> represents the linear transformation of a small step from </w:t>
+      </w:r>
+      <m:oMath>
+        <m:d>
+          <m:dPr>
+            <m:ctrlPr>
+              <w:rPr>
+                <w:rFonts w:ascii="Cambria Math" w:eastAsiaTheme="minorEastAsia" w:hAnsi="Cambria Math"/>
+                <w:i/>
+              </w:rPr>
+            </m:ctrlPr>
+          </m:dPr>
+          <m:e>
+            <m:sSub>
+              <m:sSubPr>
+                <m:ctrlPr>
+                  <w:rPr>
+                    <w:rFonts w:ascii="Cambria Math" w:eastAsiaTheme="minorEastAsia" w:hAnsi="Cambria Math"/>
+                    <w:i/>
+                  </w:rPr>
+                </m:ctrlPr>
+              </m:sSubPr>
+              <m:e>
+                <m:r>
+                  <w:rPr>
+                    <w:rFonts w:ascii="Cambria Math" w:eastAsiaTheme="minorEastAsia" w:hAnsi="Cambria Math"/>
+                  </w:rPr>
+                  <m:t>x</m:t>
+                </m:r>
+              </m:e>
+              <m:sub>
+                <m:r>
+                  <w:rPr>
+                    <w:rFonts w:ascii="Cambria Math" w:eastAsiaTheme="minorEastAsia" w:hAnsi="Cambria Math"/>
+                  </w:rPr>
+                  <m:t>n</m:t>
+                </m:r>
+              </m:sub>
+            </m:sSub>
+            <m:r>
+              <w:rPr>
+                <w:rFonts w:ascii="Cambria Math" w:eastAsiaTheme="minorEastAsia" w:hAnsi="Cambria Math"/>
+              </w:rPr>
+              <m:t>,</m:t>
+            </m:r>
+            <m:sSub>
+              <m:sSubPr>
+                <m:ctrlPr>
+                  <w:rPr>
+                    <w:rFonts w:ascii="Cambria Math" w:eastAsiaTheme="minorEastAsia" w:hAnsi="Cambria Math"/>
+                    <w:i/>
+                  </w:rPr>
+                </m:ctrlPr>
+              </m:sSubPr>
+              <m:e>
+                <m:r>
+                  <w:rPr>
+                    <w:rFonts w:ascii="Cambria Math" w:eastAsiaTheme="minorEastAsia" w:hAnsi="Cambria Math"/>
+                  </w:rPr>
+                  <m:t>p</m:t>
+                </m:r>
+              </m:e>
+              <m:sub>
+                <m:r>
+                  <w:rPr>
+                    <w:rFonts w:ascii="Cambria Math" w:eastAsiaTheme="minorEastAsia" w:hAnsi="Cambria Math"/>
+                  </w:rPr>
+                  <m:t>n</m:t>
+                </m:r>
+              </m:sub>
+            </m:sSub>
+          </m:e>
+        </m:d>
+      </m:oMath>
+      <w:r>
+        <w:rPr>
+          <w:rFonts w:eastAsiaTheme="minorEastAsia"/>
+        </w:rPr>
+        <w:t xml:space="preserve"> to </w:t>
+      </w:r>
+      <m:oMath>
+        <m:d>
+          <m:dPr>
+            <m:ctrlPr>
+              <w:rPr>
+                <w:rFonts w:ascii="Cambria Math" w:eastAsiaTheme="minorEastAsia" w:hAnsi="Cambria Math"/>
+                <w:i/>
+              </w:rPr>
+            </m:ctrlPr>
+          </m:dPr>
+          <m:e>
+            <m:sSub>
+              <m:sSubPr>
+                <m:ctrlPr>
+                  <w:rPr>
+                    <w:rFonts w:ascii="Cambria Math" w:eastAsiaTheme="minorEastAsia" w:hAnsi="Cambria Math"/>
+                    <w:i/>
+                  </w:rPr>
+                </m:ctrlPr>
+              </m:sSubPr>
+              <m:e>
+                <m:r>
+                  <w:rPr>
+                    <w:rFonts w:ascii="Cambria Math" w:eastAsiaTheme="minorEastAsia" w:hAnsi="Cambria Math"/>
+                  </w:rPr>
+                  <m:t>x</m:t>
+                </m:r>
+              </m:e>
+              <m:sub>
+                <m:r>
+                  <w:rPr>
+                    <w:rFonts w:ascii="Cambria Math" w:eastAsiaTheme="minorEastAsia" w:hAnsi="Cambria Math"/>
+                  </w:rPr>
+                  <m:t>n</m:t>
+                </m:r>
+                <m:r>
+                  <w:rPr>
+                    <w:rFonts w:ascii="Cambria Math" w:eastAsiaTheme="minorEastAsia" w:hAnsi="Cambria Math"/>
+                  </w:rPr>
+                  <m:t>+1</m:t>
+                </m:r>
+              </m:sub>
+            </m:sSub>
+            <m:r>
+              <w:rPr>
+                <w:rFonts w:ascii="Cambria Math" w:eastAsiaTheme="minorEastAsia" w:hAnsi="Cambria Math"/>
+              </w:rPr>
+              <m:t>,</m:t>
+            </m:r>
+            <m:sSub>
+              <m:sSubPr>
+                <m:ctrlPr>
+                  <w:rPr>
+                    <w:rFonts w:ascii="Cambria Math" w:eastAsiaTheme="minorEastAsia" w:hAnsi="Cambria Math"/>
+                    <w:i/>
+                  </w:rPr>
+                </m:ctrlPr>
+              </m:sSubPr>
+              <m:e>
+                <m:r>
+                  <w:rPr>
+                    <w:rFonts w:ascii="Cambria Math" w:eastAsiaTheme="minorEastAsia" w:hAnsi="Cambria Math"/>
+                  </w:rPr>
+                  <m:t>p</m:t>
+                </m:r>
+              </m:e>
+              <m:sub>
+                <m:r>
+                  <w:rPr>
+                    <w:rFonts w:ascii="Cambria Math" w:eastAsiaTheme="minorEastAsia" w:hAnsi="Cambria Math"/>
+                  </w:rPr>
+                  <m:t>n</m:t>
+                </m:r>
+                <m:r>
+                  <w:rPr>
+                    <w:rFonts w:ascii="Cambria Math" w:eastAsiaTheme="minorEastAsia" w:hAnsi="Cambria Math"/>
+                  </w:rPr>
+                  <m:t>+1</m:t>
+                </m:r>
+              </m:sub>
+            </m:sSub>
+          </m:e>
+        </m:d>
+      </m:oMath>
+      <w:r>
+        <w:rPr>
+          <w:rFonts w:eastAsiaTheme="minorEastAsia"/>
+        </w:rPr>
+        <w:t xml:space="preserve">. Let us </w:t>
+      </w:r>
+      <w:r>
+        <w:rPr>
+          <w:rFonts w:eastAsiaTheme="minorEastAsia"/>
+        </w:rPr>
+        <w:t>denote it as :</w:t>
+      </w:r>
+    </w:p>
+    <w:p>
+      <w:pPr>
+        <w:rPr>
+          <w:rFonts w:eastAsiaTheme="minorEastAsia"/>
+        </w:rPr>
+      </w:pPr>
+    </w:p>
+    <w:p>
+      <w:pPr>
+        <w:rPr>
+          <w:rFonts w:eastAsiaTheme="minorEastAsia"/>
+        </w:rPr>
+      </w:pPr>
+      <m:oMath>
+        <m:r>
+          <w:rPr>
+            <w:rFonts w:ascii="Cambria Math" w:eastAsiaTheme="minorEastAsia" w:hAnsi="Cambria Math"/>
+          </w:rPr>
+          <m:t>J</m:t>
+        </m:r>
+        <m:r>
+          <w:rPr>
+            <w:rFonts w:ascii="Cambria Math" w:eastAsiaTheme="minorEastAsia" w:hAnsi="Cambria Math"/>
+          </w:rPr>
+          <m:t>=</m:t>
+        </m:r>
+        <m:d>
+          <m:dPr>
+            <m:ctrlPr>
+              <w:rPr>
+                <w:rFonts w:ascii="Cambria Math" w:eastAsiaTheme="minorEastAsia" w:hAnsi="Cambria Math"/>
+                <w:i/>
+              </w:rPr>
+            </m:ctrlPr>
+          </m:dPr>
+          <m:e>
+            <m:m>
+              <m:mPr>
+                <m:mcs>
+                  <m:mc>
+                    <m:mcPr>
+                      <m:count m:val="2"/>
+                      <m:mcJc m:val="center"/>
+                    </m:mcPr>
+                  </m:mc>
+                </m:mcs>
+                <m:ctrlPr>
+                  <w:rPr>
+                    <w:rFonts w:ascii="Cambria Math" w:eastAsiaTheme="minorEastAsia" w:hAnsi="Cambria Math"/>
+                    <w:i/>
+                  </w:rPr>
+                </m:ctrlPr>
+              </m:mPr>
+              <m:mr>
+                <m:e>
+                  <m:r>
+                    <w:rPr>
+                      <w:rFonts w:ascii="Cambria Math" w:eastAsiaTheme="minorEastAsia" w:hAnsi="Cambria Math"/>
+                    </w:rPr>
+                    <m:t>A</m:t>
+                  </m:r>
+                </m:e>
+                <m:e>
+                  <m:r>
+                    <w:rPr>
+                      <w:rFonts w:ascii="Cambria Math" w:eastAsiaTheme="minorEastAsia" w:hAnsi="Cambria Math"/>
+                    </w:rPr>
+                    <m:t>B</m:t>
+                  </m:r>
+                </m:e>
+              </m:mr>
+              <m:mr>
+                <m:e>
+                  <m:r>
+                    <w:rPr>
+                      <w:rFonts w:ascii="Cambria Math" w:eastAsiaTheme="minorEastAsia" w:hAnsi="Cambria Math"/>
+                    </w:rPr>
+                    <m:t>C</m:t>
+                  </m:r>
+                </m:e>
+                <m:e>
+                  <m:r>
+                    <w:rPr>
+                      <w:rFonts w:ascii="Cambria Math" w:eastAsiaTheme="minorEastAsia" w:hAnsi="Cambria Math"/>
+                    </w:rPr>
+                    <m:t>D</m:t>
+                  </m:r>
+                </m:e>
+              </m:mr>
+            </m:m>
+          </m:e>
+        </m:d>
+      </m:oMath>
+      <w:r>
+        <w:rPr>
+          <w:rFonts w:eastAsiaTheme="minorEastAsia"/>
+        </w:rPr>
+        <w:t xml:space="preserve"> </w:t>
+      </w:r>
+    </w:p>
+    <w:p>
+      <w:pPr>
+        <w:rPr>
+          <w:rFonts w:eastAsiaTheme="minorEastAsia"/>
+        </w:rPr>
+      </w:pPr>
+    </w:p>
+    <w:p>
+      <w:r>
+        <w:rPr>
+          <w:rFonts w:eastAsiaTheme="minorEastAsia"/>
+        </w:rPr>
+        <w:t xml:space="preserve">Obviously , </w:t>
+      </w:r>
+      <m:oMath>
+        <m:sSup>
+          <m:sSupPr>
+            <m:ctrlPr>
+              <w:rPr>
+                <w:rFonts w:ascii="Cambria Math" w:eastAsiaTheme="minorEastAsia" w:hAnsi="Cambria Math"/>
+                <w:i/>
+              </w:rPr>
+            </m:ctrlPr>
+          </m:sSupPr>
+          <m:e>
+            <m:r>
+              <w:rPr>
+                <w:rFonts w:ascii="Cambria Math" w:eastAsiaTheme="minorEastAsia" w:hAnsi="Cambria Math"/>
+              </w:rPr>
+              <m:t>J</m:t>
+            </m:r>
+          </m:e>
+          <m:sup>
+            <m:r>
+              <w:rPr>
+                <w:rFonts w:ascii="Cambria Math" w:eastAsiaTheme="minorEastAsia" w:hAnsi="Cambria Math"/>
+              </w:rPr>
+              <m:t>T</m:t>
+            </m:r>
+          </m:sup>
+        </m:sSup>
+        <m:r>
+          <w:rPr>
+            <w:rFonts w:ascii="Cambria Math" w:eastAsiaTheme="minorEastAsia" w:hAnsi="Cambria Math"/>
+          </w:rPr>
+          <m:t>MJ=</m:t>
+        </m:r>
+        <m:d>
+          <m:dPr>
+            <m:ctrlPr>
+              <w:rPr>
+                <w:rFonts w:ascii="Cambria Math" w:eastAsiaTheme="minorEastAsia" w:hAnsi="Cambria Math"/>
+                <w:i/>
+              </w:rPr>
+            </m:ctrlPr>
+          </m:dPr>
+          <m:e>
+            <m:m>
+              <m:mPr>
+                <m:mcs>
+                  <m:mc>
+                    <m:mcPr>
+                      <m:count m:val="2"/>
+                      <m:mcJc m:val="center"/>
+                    </m:mcPr>
+                  </m:mc>
+                </m:mcs>
+                <m:ctrlPr>
+                  <w:rPr>
+                    <w:rFonts w:ascii="Cambria Math" w:eastAsiaTheme="minorEastAsia" w:hAnsi="Cambria Math"/>
+                    <w:i/>
+                  </w:rPr>
+                </m:ctrlPr>
+              </m:mPr>
+              <m:mr>
+                <m:e>
+                  <m:r>
+                    <w:rPr>
+                      <w:rFonts w:ascii="Cambria Math" w:eastAsiaTheme="minorEastAsia" w:hAnsi="Cambria Math"/>
+                    </w:rPr>
+                    <m:t>0</m:t>
+                  </m:r>
+                </m:e>
+                <m:e>
+                  <m:r>
+                    <w:rPr>
+                      <w:rFonts w:ascii="Cambria Math" w:eastAsiaTheme="minorEastAsia" w:hAnsi="Cambria Math"/>
+                    </w:rPr>
+                    <m:t>AD-BC</m:t>
+                  </m:r>
+                </m:e>
+              </m:mr>
+              <m:mr>
+                <m:e>
+                  <m:r>
+                    <w:rPr>
+                      <w:rFonts w:ascii="Cambria Math" w:eastAsiaTheme="minorEastAsia" w:hAnsi="Cambria Math"/>
+                    </w:rPr>
+                    <m:t>-</m:t>
+                  </m:r>
+                  <m:d>
+                    <m:dPr>
+                      <m:ctrlPr>
+                        <w:rPr>
+                          <w:rFonts w:ascii="Cambria Math" w:eastAsiaTheme="minorEastAsia" w:hAnsi="Cambria Math"/>
+                          <w:i/>
+                        </w:rPr>
+                      </m:ctrlPr>
+                    </m:dPr>
+                    <m:e>
+                      <m:r>
+                        <w:rPr>
+                          <w:rFonts w:ascii="Cambria Math" w:eastAsiaTheme="minorEastAsia" w:hAnsi="Cambria Math"/>
+                        </w:rPr>
+                        <m:t>AD-BC</m:t>
+                      </m:r>
+                    </m:e>
+                  </m:d>
+                </m:e>
+                <m:e>
+                  <m:r>
+                    <w:rPr>
+                      <w:rFonts w:ascii="Cambria Math" w:eastAsiaTheme="minorEastAsia" w:hAnsi="Cambria Math"/>
+                    </w:rPr>
+                    <m:t>0</m:t>
+                  </m:r>
+                </m:e>
+              </m:mr>
+            </m:m>
+          </m:e>
+        </m:d>
+      </m:oMath>
+      <w:r>
+        <w:rPr>
+          <w:rFonts w:eastAsiaTheme="minorEastAsia"/>
+        </w:rPr>
+        <w:t xml:space="preserve">. For the system </w:t>
+      </w:r>
+    </w:p>
+    <w:p/>
     <w:p/>
     <w:p/>
     <w:p>
@@ -117,6 +1010,7 @@
     </w:p>
     <w:p>
       <w:r>
+        <w:lastRenderedPageBreak/>
         <w:t>[</w:t>
       </w:r>
       <w:r>
@@ -1080,7 +1974,6 @@
         <w:rPr>
           <w:rFonts w:eastAsiaTheme="minorEastAsia"/>
         </w:rPr>
-        <w:lastRenderedPageBreak/>
         <w:t>Symplectic form</w:t>
       </w:r>
     </w:p>

--- a/docs/splm/Symplectic_Integration_for_SPLM_family-Symplectic_Euler_Velocity-Verlet_Strang_Splitting.docx
+++ b/docs/splm/Symplectic_Integration_for_SPLM_family-Symplectic_Euler_Velocity-Verlet_Strang_Splitting.docx
@@ -37,6 +37,18 @@
         <w:t>Explicit Euler</w:t>
       </w:r>
     </w:p>
+    <w:p/>
+    <w:p>
+      <w:r>
+        <w:t>To understand what distinguishes a symplectic integrator from non-symplectic one we need to analyze how a small region of initial states evolves over time.</w:t>
+      </w:r>
+      <w:r>
+        <w:t xml:space="preserve"> Let us look at a tiny displacement in phase space, </w:t>
+      </w:r>
+    </w:p>
+    <w:p/>
+    <w:p/>
+    <w:p/>
     <w:p/>
     <w:p>
       <w:pPr>
@@ -811,6 +823,11 @@
       </w:pPr>
     </w:p>
     <w:p>
+      <w:pPr>
+        <w:rPr>
+          <w:rFonts w:eastAsiaTheme="minorEastAsia"/>
+        </w:rPr>
+      </w:pPr>
       <w:r>
         <w:rPr>
           <w:rFonts w:eastAsiaTheme="minorEastAsia"/>
@@ -941,10 +958,277 @@
         </w:rPr>
         <w:t xml:space="preserve">. For the system </w:t>
       </w:r>
+      <w:r>
+        <w:rPr>
+          <w:rFonts w:eastAsiaTheme="minorEastAsia"/>
+        </w:rPr>
+        <w:t>to be symplectic,  the condition (simpl.1) must be fulfilled. Thus, we must have:</w:t>
+      </w:r>
+    </w:p>
+    <w:p>
+      <w:pPr>
+        <w:rPr>
+          <w:rFonts w:eastAsiaTheme="minorEastAsia"/>
+        </w:rPr>
+      </w:pPr>
+    </w:p>
+    <w:p>
+      <w:pPr>
+        <w:rPr>
+          <w:rFonts w:eastAsiaTheme="minorEastAsia"/>
+        </w:rPr>
+      </w:pPr>
+      <m:oMath>
+        <m:d>
+          <m:dPr>
+            <m:ctrlPr>
+              <w:rPr>
+                <w:rFonts w:ascii="Cambria Math" w:eastAsiaTheme="minorEastAsia" w:hAnsi="Cambria Math"/>
+                <w:i/>
+              </w:rPr>
+            </m:ctrlPr>
+          </m:dPr>
+          <m:e>
+            <m:m>
+              <m:mPr>
+                <m:mcs>
+                  <m:mc>
+                    <m:mcPr>
+                      <m:count m:val="2"/>
+                      <m:mcJc m:val="center"/>
+                    </m:mcPr>
+                  </m:mc>
+                </m:mcs>
+                <m:ctrlPr>
+                  <w:rPr>
+                    <w:rFonts w:ascii="Cambria Math" w:eastAsiaTheme="minorEastAsia" w:hAnsi="Cambria Math"/>
+                    <w:i/>
+                  </w:rPr>
+                </m:ctrlPr>
+              </m:mPr>
+              <m:mr>
+                <m:e>
+                  <m:r>
+                    <w:rPr>
+                      <w:rFonts w:ascii="Cambria Math" w:eastAsiaTheme="minorEastAsia" w:hAnsi="Cambria Math"/>
+                    </w:rPr>
+                    <m:t>0</m:t>
+                  </m:r>
+                </m:e>
+                <m:e>
+                  <m:r>
+                    <w:rPr>
+                      <w:rFonts w:ascii="Cambria Math" w:eastAsiaTheme="minorEastAsia" w:hAnsi="Cambria Math"/>
+                    </w:rPr>
+                    <m:t>AD-BC</m:t>
+                  </m:r>
+                </m:e>
+              </m:mr>
+              <m:mr>
+                <m:e>
+                  <m:r>
+                    <w:rPr>
+                      <w:rFonts w:ascii="Cambria Math" w:eastAsiaTheme="minorEastAsia" w:hAnsi="Cambria Math"/>
+                    </w:rPr>
+                    <m:t>-</m:t>
+                  </m:r>
+                  <m:d>
+                    <m:dPr>
+                      <m:ctrlPr>
+                        <w:rPr>
+                          <w:rFonts w:ascii="Cambria Math" w:eastAsiaTheme="minorEastAsia" w:hAnsi="Cambria Math"/>
+                          <w:i/>
+                        </w:rPr>
+                      </m:ctrlPr>
+                    </m:dPr>
+                    <m:e>
+                      <m:r>
+                        <w:rPr>
+                          <w:rFonts w:ascii="Cambria Math" w:eastAsiaTheme="minorEastAsia" w:hAnsi="Cambria Math"/>
+                        </w:rPr>
+                        <m:t>AD-BC</m:t>
+                      </m:r>
+                    </m:e>
+                  </m:d>
+                </m:e>
+                <m:e>
+                  <m:r>
+                    <w:rPr>
+                      <w:rFonts w:ascii="Cambria Math" w:eastAsiaTheme="minorEastAsia" w:hAnsi="Cambria Math"/>
+                    </w:rPr>
+                    <m:t>0</m:t>
+                  </m:r>
+                </m:e>
+              </m:mr>
+            </m:m>
+          </m:e>
+        </m:d>
+        <m:r>
+          <w:rPr>
+            <w:rFonts w:ascii="Cambria Math" w:eastAsiaTheme="minorEastAsia" w:hAnsi="Cambria Math"/>
+          </w:rPr>
+          <m:t>=</m:t>
+        </m:r>
+        <m:d>
+          <m:dPr>
+            <m:ctrlPr>
+              <w:rPr>
+                <w:rFonts w:ascii="Cambria Math" w:eastAsiaTheme="minorEastAsia" w:hAnsi="Cambria Math"/>
+                <w:i/>
+              </w:rPr>
+            </m:ctrlPr>
+          </m:dPr>
+          <m:e>
+            <m:m>
+              <m:mPr>
+                <m:mcs>
+                  <m:mc>
+                    <m:mcPr>
+                      <m:count m:val="2"/>
+                      <m:mcJc m:val="center"/>
+                    </m:mcPr>
+                  </m:mc>
+                </m:mcs>
+                <m:ctrlPr>
+                  <w:rPr>
+                    <w:rFonts w:ascii="Cambria Math" w:eastAsiaTheme="minorEastAsia" w:hAnsi="Cambria Math"/>
+                    <w:i/>
+                  </w:rPr>
+                </m:ctrlPr>
+              </m:mPr>
+              <m:mr>
+                <m:e>
+                  <m:r>
+                    <w:rPr>
+                      <w:rFonts w:ascii="Cambria Math" w:eastAsiaTheme="minorEastAsia" w:hAnsi="Cambria Math"/>
+                    </w:rPr>
+                    <m:t>0</m:t>
+                  </m:r>
+                </m:e>
+                <m:e>
+                  <m:r>
+                    <w:rPr>
+                      <w:rFonts w:ascii="Cambria Math" w:eastAsiaTheme="minorEastAsia" w:hAnsi="Cambria Math"/>
+                    </w:rPr>
+                    <m:t>1</m:t>
+                  </m:r>
+                </m:e>
+              </m:mr>
+              <m:mr>
+                <m:e>
+                  <m:r>
+                    <w:rPr>
+                      <w:rFonts w:ascii="Cambria Math" w:eastAsiaTheme="minorEastAsia" w:hAnsi="Cambria Math"/>
+                    </w:rPr>
+                    <m:t>-1</m:t>
+                  </m:r>
+                </m:e>
+                <m:e>
+                  <m:r>
+                    <w:rPr>
+                      <w:rFonts w:ascii="Cambria Math" w:eastAsiaTheme="minorEastAsia" w:hAnsi="Cambria Math"/>
+                    </w:rPr>
+                    <m:t>0</m:t>
+                  </m:r>
+                </m:e>
+              </m:mr>
+            </m:m>
+          </m:e>
+        </m:d>
+      </m:oMath>
+      <w:r>
+        <w:rPr>
+          <w:rFonts w:eastAsiaTheme="minorEastAsia"/>
+        </w:rPr>
+        <w:t xml:space="preserve"> </w:t>
+      </w:r>
+    </w:p>
+    <w:p>
+      <w:pPr>
+        <w:rPr>
+          <w:rFonts w:eastAsiaTheme="minorEastAsia"/>
+        </w:rPr>
+      </w:pPr>
+    </w:p>
+    <w:p>
+      <w:pPr>
+        <w:rPr>
+          <w:rFonts w:eastAsiaTheme="minorEastAsia"/>
+        </w:rPr>
+      </w:pPr>
+      <w:r>
+        <w:rPr>
+          <w:rFonts w:eastAsiaTheme="minorEastAsia"/>
+        </w:rPr>
+        <w:lastRenderedPageBreak/>
+        <w:t xml:space="preserve">Thus, in 2D (simpl.1) simplifies to </w:t>
+      </w:r>
+      <m:oMath>
+        <m:func>
+          <m:funcPr>
+            <m:ctrlPr>
+              <w:rPr>
+                <w:rFonts w:ascii="Cambria Math" w:eastAsiaTheme="minorEastAsia" w:hAnsi="Cambria Math"/>
+                <w:i/>
+              </w:rPr>
+            </m:ctrlPr>
+          </m:funcPr>
+          <m:fName>
+            <m:r>
+              <m:rPr>
+                <m:sty m:val="p"/>
+              </m:rPr>
+              <w:rPr>
+                <w:rFonts w:ascii="Cambria Math" w:eastAsiaTheme="minorEastAsia" w:hAnsi="Cambria Math"/>
+              </w:rPr>
+              <m:t>det</m:t>
+            </m:r>
+          </m:fName>
+          <m:e>
+            <m:d>
+              <m:dPr>
+                <m:ctrlPr>
+                  <w:rPr>
+                    <w:rFonts w:ascii="Cambria Math" w:eastAsiaTheme="minorEastAsia" w:hAnsi="Cambria Math"/>
+                    <w:i/>
+                  </w:rPr>
+                </m:ctrlPr>
+              </m:dPr>
+              <m:e>
+                <m:r>
+                  <w:rPr>
+                    <w:rFonts w:ascii="Cambria Math" w:eastAsiaTheme="minorEastAsia" w:hAnsi="Cambria Math"/>
+                  </w:rPr>
+                  <m:t>J</m:t>
+                </m:r>
+              </m:e>
+            </m:d>
+            <m:r>
+              <w:rPr>
+                <w:rFonts w:ascii="Cambria Math" w:eastAsiaTheme="minorEastAsia" w:hAnsi="Cambria Math"/>
+              </w:rPr>
+              <m:t>=1</m:t>
+            </m:r>
+          </m:e>
+        </m:func>
+      </m:oMath>
+      <w:r>
+        <w:rPr>
+          <w:rFonts w:eastAsiaTheme="minorEastAsia"/>
+        </w:rPr>
+        <w:t xml:space="preserve">. </w:t>
+      </w:r>
+    </w:p>
+    <w:p>
+      <w:r>
+        <w:t>This confirms that preserving symplectic structure requires the numerical step to maintain a constant phase space volume without any contraction or expansion.</w:t>
+      </w:r>
     </w:p>
     <w:p/>
     <w:p/>
     <w:p/>
+    <w:p/>
+    <w:p/>
     <w:p>
       <w:pPr>
         <w:pStyle w:val="Heading1"/>
@@ -1010,7 +1294,6 @@
     </w:p>
     <w:p>
       <w:r>
-        <w:lastRenderedPageBreak/>
         <w:t>[</w:t>
       </w:r>
       <w:r>
@@ -1986,6 +2269,7 @@
     </w:p>
     <w:p>
       <w:r>
+        <w:lastRenderedPageBreak/>
         <w:t xml:space="preserve">On a </w:t>
       </w:r>
       <m:oMath>

--- a/docs/splm/Symplectic_Integration_for_SPLM_family-Symplectic_Euler_Velocity-Verlet_Strang_Splitting.docx
+++ b/docs/splm/Symplectic_Integration_for_SPLM_family-Symplectic_Euler_Velocity-Verlet_Strang_Splitting.docx
@@ -39,13 +39,230 @@
     </w:p>
     <w:p/>
     <w:p>
+      <w:pPr>
+        <w:rPr>
+          <w:rFonts w:eastAsiaTheme="minorEastAsia"/>
+        </w:rPr>
+      </w:pPr>
       <w:r>
         <w:t>To understand what distinguishes a symplectic integrator from non-symplectic one we need to analyze how a small region of initial states evolves over time.</w:t>
       </w:r>
       <w:r>
         <w:t xml:space="preserve"> Let us look at a tiny displacement in phase space, </w:t>
       </w:r>
-    </w:p>
+      <m:oMath>
+        <m:r>
+          <w:rPr>
+            <w:rFonts w:ascii="Cambria Math" w:hAnsi="Cambria Math"/>
+          </w:rPr>
+          <m:t>d</m:t>
+        </m:r>
+        <m:r>
+          <m:rPr>
+            <m:sty m:val="b"/>
+          </m:rPr>
+          <w:rPr>
+            <w:rFonts w:ascii="Cambria Math" w:hAnsi="Cambria Math"/>
+          </w:rPr>
+          <m:t>z</m:t>
+        </m:r>
+        <m:r>
+          <w:rPr>
+            <w:rFonts w:ascii="Cambria Math" w:hAnsi="Cambria Math"/>
+          </w:rPr>
+          <m:t>=</m:t>
+        </m:r>
+        <m:sSup>
+          <m:sSupPr>
+            <m:ctrlPr>
+              <w:rPr>
+                <w:rFonts w:ascii="Cambria Math" w:eastAsiaTheme="minorEastAsia" w:hAnsi="Cambria Math"/>
+                <w:i/>
+              </w:rPr>
+            </m:ctrlPr>
+          </m:sSupPr>
+          <m:e>
+            <m:d>
+              <m:dPr>
+                <m:ctrlPr>
+                  <w:rPr>
+                    <w:rFonts w:ascii="Cambria Math" w:eastAsiaTheme="minorEastAsia" w:hAnsi="Cambria Math"/>
+                    <w:i/>
+                  </w:rPr>
+                </m:ctrlPr>
+              </m:dPr>
+              <m:e>
+                <m:r>
+                  <w:rPr>
+                    <w:rFonts w:ascii="Cambria Math" w:eastAsiaTheme="minorEastAsia" w:hAnsi="Cambria Math"/>
+                  </w:rPr>
+                  <m:t>dx,dp</m:t>
+                </m:r>
+              </m:e>
+            </m:d>
+          </m:e>
+          <m:sup>
+            <m:r>
+              <w:rPr>
+                <w:rFonts w:ascii="Cambria Math" w:eastAsiaTheme="minorEastAsia" w:hAnsi="Cambria Math"/>
+              </w:rPr>
+              <m:t>T</m:t>
+            </m:r>
+          </m:sup>
+        </m:sSup>
+      </m:oMath>
+      <w:r>
+        <w:rPr>
+          <w:rFonts w:eastAsiaTheme="minorEastAsia"/>
+        </w:rPr>
+        <w:t xml:space="preserve">, and see how it is transformed after one numerical time step. </w:t>
+      </w:r>
+      <w:r>
+        <w:rPr>
+          <w:rFonts w:eastAsiaTheme="minorEastAsia"/>
+        </w:rPr>
+        <w:t xml:space="preserve">The Jacobian matrix </w:t>
+      </w:r>
+      <m:oMath>
+        <m:r>
+          <w:rPr>
+            <w:rFonts w:ascii="Cambria Math" w:eastAsiaTheme="minorEastAsia" w:hAnsi="Cambria Math"/>
+          </w:rPr>
+          <m:t>J</m:t>
+        </m:r>
+      </m:oMath>
+      <w:r>
+        <w:rPr>
+          <w:rFonts w:eastAsiaTheme="minorEastAsia"/>
+        </w:rPr>
+        <w:t xml:space="preserve"> is the linear transformation operator that maps the old displacement to the new displacement:</w:t>
+      </w:r>
+    </w:p>
+    <w:p>
+      <w:pPr>
+        <w:rPr>
+          <w:rFonts w:eastAsiaTheme="minorEastAsia"/>
+        </w:rPr>
+      </w:pPr>
+    </w:p>
+    <w:p>
+      <w:pPr>
+        <w:rPr>
+          <w:rFonts w:eastAsiaTheme="minorEastAsia"/>
+          <w:b/>
+          <w:bCs/>
+          <w:iCs/>
+        </w:rPr>
+      </w:pPr>
+      <m:oMath>
+        <m:r>
+          <w:rPr>
+            <w:rFonts w:ascii="Cambria Math" w:hAnsi="Cambria Math"/>
+          </w:rPr>
+          <m:t>d</m:t>
+        </m:r>
+        <m:sSub>
+          <m:sSubPr>
+            <m:ctrlPr>
+              <w:rPr>
+                <w:rFonts w:ascii="Cambria Math" w:hAnsi="Cambria Math"/>
+                <w:b/>
+                <w:bCs/>
+                <w:iCs/>
+              </w:rPr>
+            </m:ctrlPr>
+          </m:sSubPr>
+          <m:e>
+            <m:r>
+              <m:rPr>
+                <m:sty m:val="b"/>
+              </m:rPr>
+              <w:rPr>
+                <w:rFonts w:ascii="Cambria Math" w:hAnsi="Cambria Math"/>
+              </w:rPr>
+              <m:t>z</m:t>
+            </m:r>
+          </m:e>
+          <m:sub>
+            <m:r>
+              <w:rPr>
+                <w:rFonts w:ascii="Cambria Math" w:hAnsi="Cambria Math"/>
+              </w:rPr>
+              <m:t>n+1</m:t>
+            </m:r>
+          </m:sub>
+        </m:sSub>
+        <m:r>
+          <w:rPr>
+            <w:rFonts w:ascii="Cambria Math" w:hAnsi="Cambria Math"/>
+          </w:rPr>
+          <m:t>=</m:t>
+        </m:r>
+        <m:r>
+          <w:rPr>
+            <w:rFonts w:ascii="Cambria Math" w:hAnsi="Cambria Math"/>
+          </w:rPr>
+          <m:t>J</m:t>
+        </m:r>
+        <m:r>
+          <w:rPr>
+            <w:rFonts w:ascii="Cambria Math" w:hAnsi="Cambria Math"/>
+          </w:rPr>
+          <m:t>d</m:t>
+        </m:r>
+        <m:sSub>
+          <m:sSubPr>
+            <m:ctrlPr>
+              <w:rPr>
+                <w:rFonts w:ascii="Cambria Math" w:hAnsi="Cambria Math"/>
+                <w:b/>
+                <w:bCs/>
+                <w:iCs/>
+              </w:rPr>
+            </m:ctrlPr>
+          </m:sSubPr>
+          <m:e>
+            <m:r>
+              <m:rPr>
+                <m:sty m:val="b"/>
+              </m:rPr>
+              <w:rPr>
+                <w:rFonts w:ascii="Cambria Math" w:hAnsi="Cambria Math"/>
+              </w:rPr>
+              <m:t>z</m:t>
+            </m:r>
+          </m:e>
+          <m:sub>
+            <m:r>
+              <w:rPr>
+                <w:rFonts w:ascii="Cambria Math" w:hAnsi="Cambria Math"/>
+              </w:rPr>
+              <m:t>n</m:t>
+            </m:r>
+          </m:sub>
+        </m:sSub>
+      </m:oMath>
+      <w:r>
+        <w:rPr>
+          <w:rFonts w:eastAsiaTheme="minorEastAsia"/>
+          <w:b/>
+          <w:bCs/>
+          <w:iCs/>
+        </w:rPr>
+        <w:t xml:space="preserve"> </w:t>
+      </w:r>
+    </w:p>
+    <w:p>
+      <w:pPr>
+        <w:rPr>
+          <w:rFonts w:eastAsiaTheme="minorEastAsia"/>
+          <w:b/>
+          <w:bCs/>
+          <w:iCs/>
+        </w:rPr>
+      </w:pPr>
+    </w:p>
+    <w:p/>
     <w:p/>
     <w:p/>
     <w:p/>
@@ -832,6 +1049,7 @@
         <w:rPr>
           <w:rFonts w:eastAsiaTheme="minorEastAsia"/>
         </w:rPr>
+        <w:lastRenderedPageBreak/>
         <w:t xml:space="preserve">Obviously , </w:t>
       </w:r>
       <m:oMath>
@@ -1160,7 +1378,6 @@
         <w:rPr>
           <w:rFonts w:eastAsiaTheme="minorEastAsia"/>
         </w:rPr>
-        <w:lastRenderedPageBreak/>
         <w:t xml:space="preserve">Thus, in 2D (simpl.1) simplifies to </w:t>
       </w:r>
       <m:oMath>
@@ -2269,7 +2486,6 @@
     </w:p>
     <w:p>
       <w:r>
-        <w:lastRenderedPageBreak/>
         <w:t xml:space="preserve">On a </w:t>
       </w:r>
       <m:oMath>

--- a/docs/splm/Symplectic_Integration_for_SPLM_family-Symplectic_Euler_Velocity-Verlet_Strang_Splitting.docx
+++ b/docs/splm/Symplectic_Integration_for_SPLM_family-Symplectic_Euler_Velocity-Verlet_Strang_Splitting.docx
@@ -259,6 +259,416 @@
           <w:b/>
           <w:bCs/>
           <w:iCs/>
+        </w:rPr>
+      </w:pPr>
+    </w:p>
+    <w:p>
+      <w:pPr>
+        <w:rPr>
+          <w:rFonts w:eastAsiaTheme="minorEastAsia"/>
+        </w:rPr>
+      </w:pPr>
+      <w:r>
+        <w:t xml:space="preserve">The force (acceleration for mass </w:t>
+      </w:r>
+      <m:oMath>
+        <m:r>
+          <m:rPr>
+            <m:scr m:val="fraktur"/>
+          </m:rPr>
+          <w:rPr>
+            <w:rFonts w:ascii="Cambria Math" w:hAnsi="Cambria Math"/>
+          </w:rPr>
+          <m:t>m</m:t>
+        </m:r>
+        <m:r>
+          <w:rPr>
+            <w:rFonts w:ascii="Cambria Math" w:hAnsi="Cambria Math"/>
+          </w:rPr>
+          <m:t>=1</m:t>
+        </m:r>
+      </m:oMath>
+      <w:r>
+        <w:rPr>
+          <w:rFonts w:eastAsiaTheme="minorEastAsia"/>
+        </w:rPr>
+        <w:t xml:space="preserve">) is given by </w:t>
+      </w:r>
+      <m:oMath>
+        <m:r>
+          <w:rPr>
+            <w:rFonts w:ascii="Cambria Math" w:eastAsiaTheme="minorEastAsia" w:hAnsi="Cambria Math"/>
+          </w:rPr>
+          <m:t>a</m:t>
+        </m:r>
+        <m:d>
+          <m:dPr>
+            <m:ctrlPr>
+              <w:rPr>
+                <w:rFonts w:ascii="Cambria Math" w:eastAsiaTheme="minorEastAsia" w:hAnsi="Cambria Math"/>
+                <w:i/>
+              </w:rPr>
+            </m:ctrlPr>
+          </m:dPr>
+          <m:e>
+            <m:r>
+              <w:rPr>
+                <w:rFonts w:ascii="Cambria Math" w:eastAsiaTheme="minorEastAsia" w:hAnsi="Cambria Math"/>
+              </w:rPr>
+              <m:t>x</m:t>
+            </m:r>
+          </m:e>
+        </m:d>
+        <m:r>
+          <w:rPr>
+            <w:rFonts w:ascii="Cambria Math" w:eastAsiaTheme="minorEastAsia" w:hAnsi="Cambria Math"/>
+          </w:rPr>
+          <m:t>=-</m:t>
+        </m:r>
+        <m:sSup>
+          <m:sSupPr>
+            <m:ctrlPr>
+              <w:rPr>
+                <w:rFonts w:ascii="Cambria Math" w:eastAsiaTheme="minorEastAsia" w:hAnsi="Cambria Math"/>
+                <w:i/>
+              </w:rPr>
+            </m:ctrlPr>
+          </m:sSupPr>
+          <m:e>
+            <m:r>
+              <w:rPr>
+                <w:rFonts w:ascii="Cambria Math" w:eastAsiaTheme="minorEastAsia" w:hAnsi="Cambria Math"/>
+              </w:rPr>
+              <m:t>V</m:t>
+            </m:r>
+          </m:e>
+          <m:sup>
+            <m:r>
+              <w:rPr>
+                <w:rFonts w:ascii="Cambria Math" w:eastAsiaTheme="minorEastAsia" w:hAnsi="Cambria Math"/>
+              </w:rPr>
+              <m:t>'</m:t>
+            </m:r>
+          </m:sup>
+        </m:sSup>
+        <m:d>
+          <m:dPr>
+            <m:ctrlPr>
+              <w:rPr>
+                <w:rFonts w:ascii="Cambria Math" w:eastAsiaTheme="minorEastAsia" w:hAnsi="Cambria Math"/>
+                <w:i/>
+              </w:rPr>
+            </m:ctrlPr>
+          </m:dPr>
+          <m:e>
+            <m:r>
+              <w:rPr>
+                <w:rFonts w:ascii="Cambria Math" w:eastAsiaTheme="minorEastAsia" w:hAnsi="Cambria Math"/>
+              </w:rPr>
+              <m:t>x</m:t>
+            </m:r>
+          </m:e>
+        </m:d>
+      </m:oMath>
+      <w:r>
+        <w:rPr>
+          <w:rFonts w:eastAsiaTheme="minorEastAsia"/>
+        </w:rPr>
+        <w:t>.</w:t>
+      </w:r>
+    </w:p>
+    <w:p>
+      <w:pPr>
+        <w:rPr>
+          <w:rFonts w:eastAsiaTheme="minorEastAsia"/>
+        </w:rPr>
+      </w:pPr>
+      <w:r>
+        <w:rPr>
+          <w:rFonts w:eastAsiaTheme="minorEastAsia"/>
+        </w:rPr>
+        <w:t>The update steps for Ex</w:t>
+      </w:r>
+      <w:r>
+        <w:rPr>
+          <w:rFonts w:eastAsiaTheme="minorEastAsia"/>
+        </w:rPr>
+        <w:t>plicit Euler are:</w:t>
+      </w:r>
+    </w:p>
+    <w:p>
+      <w:pPr>
+        <w:rPr>
+          <w:rFonts w:eastAsiaTheme="minorEastAsia"/>
+        </w:rPr>
+      </w:pPr>
+    </w:p>
+    <w:p>
+      <w:pPr>
+        <w:rPr>
+          <w:rFonts w:eastAsiaTheme="minorEastAsia"/>
+        </w:rPr>
+      </w:pPr>
+      <m:oMath>
+        <m:sSub>
+          <m:sSubPr>
+            <m:ctrlPr>
+              <w:rPr>
+                <w:rFonts w:ascii="Cambria Math" w:eastAsiaTheme="minorEastAsia" w:hAnsi="Cambria Math"/>
+                <w:i/>
+              </w:rPr>
+            </m:ctrlPr>
+          </m:sSubPr>
+          <m:e>
+            <m:r>
+              <w:rPr>
+                <w:rFonts w:ascii="Cambria Math" w:eastAsiaTheme="minorEastAsia" w:hAnsi="Cambria Math"/>
+              </w:rPr>
+              <m:t>x</m:t>
+            </m:r>
+          </m:e>
+          <m:sub>
+            <m:r>
+              <w:rPr>
+                <w:rFonts w:ascii="Cambria Math" w:eastAsiaTheme="minorEastAsia" w:hAnsi="Cambria Math"/>
+              </w:rPr>
+              <m:t>n+1</m:t>
+            </m:r>
+          </m:sub>
+        </m:sSub>
+        <m:r>
+          <w:rPr>
+            <w:rFonts w:ascii="Cambria Math" w:eastAsiaTheme="minorEastAsia" w:hAnsi="Cambria Math"/>
+          </w:rPr>
+          <m:t>=</m:t>
+        </m:r>
+        <m:sSub>
+          <m:sSubPr>
+            <m:ctrlPr>
+              <w:rPr>
+                <w:rFonts w:ascii="Cambria Math" w:eastAsiaTheme="minorEastAsia" w:hAnsi="Cambria Math"/>
+                <w:i/>
+              </w:rPr>
+            </m:ctrlPr>
+          </m:sSubPr>
+          <m:e>
+            <m:r>
+              <w:rPr>
+                <w:rFonts w:ascii="Cambria Math" w:eastAsiaTheme="minorEastAsia" w:hAnsi="Cambria Math"/>
+              </w:rPr>
+              <m:t>x</m:t>
+            </m:r>
+          </m:e>
+          <m:sub>
+            <m:r>
+              <w:rPr>
+                <w:rFonts w:ascii="Cambria Math" w:eastAsiaTheme="minorEastAsia" w:hAnsi="Cambria Math"/>
+              </w:rPr>
+              <m:t>n</m:t>
+            </m:r>
+          </m:sub>
+        </m:sSub>
+        <m:r>
+          <w:rPr>
+            <w:rFonts w:ascii="Cambria Math" w:eastAsiaTheme="minorEastAsia" w:hAnsi="Cambria Math"/>
+          </w:rPr>
+          <m:t xml:space="preserve">+∆t </m:t>
+        </m:r>
+        <m:sSub>
+          <m:sSubPr>
+            <m:ctrlPr>
+              <w:rPr>
+                <w:rFonts w:ascii="Cambria Math" w:eastAsiaTheme="minorEastAsia" w:hAnsi="Cambria Math"/>
+                <w:i/>
+              </w:rPr>
+            </m:ctrlPr>
+          </m:sSubPr>
+          <m:e>
+            <m:r>
+              <w:rPr>
+                <w:rFonts w:ascii="Cambria Math" w:eastAsiaTheme="minorEastAsia" w:hAnsi="Cambria Math"/>
+              </w:rPr>
+              <m:t>p</m:t>
+            </m:r>
+          </m:e>
+          <m:sub>
+            <m:r>
+              <w:rPr>
+                <w:rFonts w:ascii="Cambria Math" w:eastAsiaTheme="minorEastAsia" w:hAnsi="Cambria Math"/>
+              </w:rPr>
+              <m:t>n</m:t>
+            </m:r>
+          </m:sub>
+        </m:sSub>
+      </m:oMath>
+      <w:r>
+        <w:rPr>
+          <w:rFonts w:eastAsiaTheme="minorEastAsia"/>
+        </w:rPr>
+        <w:t xml:space="preserve"> </w:t>
+      </w:r>
+    </w:p>
+    <w:p>
+      <w:pPr>
+        <w:rPr>
+          <w:rFonts w:eastAsiaTheme="minorEastAsia"/>
+        </w:rPr>
+      </w:pPr>
+    </w:p>
+    <w:p>
+      <w:pPr>
+        <w:rPr>
+          <w:rFonts w:eastAsiaTheme="minorEastAsia"/>
+        </w:rPr>
+      </w:pPr>
+      <m:oMath>
+        <m:sSub>
+          <m:sSubPr>
+            <m:ctrlPr>
+              <w:rPr>
+                <w:rFonts w:ascii="Cambria Math" w:eastAsiaTheme="minorEastAsia" w:hAnsi="Cambria Math"/>
+                <w:i/>
+              </w:rPr>
+            </m:ctrlPr>
+          </m:sSubPr>
+          <m:e>
+            <m:r>
+              <w:rPr>
+                <w:rFonts w:ascii="Cambria Math" w:eastAsiaTheme="minorEastAsia" w:hAnsi="Cambria Math"/>
+              </w:rPr>
+              <m:t>p</m:t>
+            </m:r>
+          </m:e>
+          <m:sub>
+            <m:r>
+              <w:rPr>
+                <w:rFonts w:ascii="Cambria Math" w:eastAsiaTheme="minorEastAsia" w:hAnsi="Cambria Math"/>
+              </w:rPr>
+              <m:t>n+1</m:t>
+            </m:r>
+          </m:sub>
+        </m:sSub>
+        <m:r>
+          <w:rPr>
+            <w:rFonts w:ascii="Cambria Math" w:eastAsiaTheme="minorEastAsia" w:hAnsi="Cambria Math"/>
+          </w:rPr>
+          <m:t>=</m:t>
+        </m:r>
+        <m:sSub>
+          <m:sSubPr>
+            <m:ctrlPr>
+              <w:rPr>
+                <w:rFonts w:ascii="Cambria Math" w:eastAsiaTheme="minorEastAsia" w:hAnsi="Cambria Math"/>
+                <w:i/>
+              </w:rPr>
+            </m:ctrlPr>
+          </m:sSubPr>
+          <m:e>
+            <m:r>
+              <w:rPr>
+                <w:rFonts w:ascii="Cambria Math" w:eastAsiaTheme="minorEastAsia" w:hAnsi="Cambria Math"/>
+              </w:rPr>
+              <m:t>p</m:t>
+            </m:r>
+          </m:e>
+          <m:sub>
+            <m:r>
+              <w:rPr>
+                <w:rFonts w:ascii="Cambria Math" w:eastAsiaTheme="minorEastAsia" w:hAnsi="Cambria Math"/>
+              </w:rPr>
+              <m:t>n</m:t>
+            </m:r>
+          </m:sub>
+        </m:sSub>
+        <m:r>
+          <w:rPr>
+            <w:rFonts w:ascii="Cambria Math" w:eastAsiaTheme="minorEastAsia" w:hAnsi="Cambria Math"/>
+          </w:rPr>
+          <m:t xml:space="preserve">-∆t </m:t>
+        </m:r>
+        <m:sSup>
+          <m:sSupPr>
+            <m:ctrlPr>
+              <w:rPr>
+                <w:rFonts w:ascii="Cambria Math" w:eastAsiaTheme="minorEastAsia" w:hAnsi="Cambria Math"/>
+                <w:i/>
+              </w:rPr>
+            </m:ctrlPr>
+          </m:sSupPr>
+          <m:e>
+            <m:r>
+              <w:rPr>
+                <w:rFonts w:ascii="Cambria Math" w:eastAsiaTheme="minorEastAsia" w:hAnsi="Cambria Math"/>
+              </w:rPr>
+              <m:t>V</m:t>
+            </m:r>
+          </m:e>
+          <m:sup>
+            <m:r>
+              <w:rPr>
+                <w:rFonts w:ascii="Cambria Math" w:eastAsiaTheme="minorEastAsia" w:hAnsi="Cambria Math"/>
+              </w:rPr>
+              <m:t>'</m:t>
+            </m:r>
+          </m:sup>
+        </m:sSup>
+        <m:d>
+          <m:dPr>
+            <m:ctrlPr>
+              <w:rPr>
+                <w:rFonts w:ascii="Cambria Math" w:eastAsiaTheme="minorEastAsia" w:hAnsi="Cambria Math"/>
+                <w:i/>
+              </w:rPr>
+            </m:ctrlPr>
+          </m:dPr>
+          <m:e>
+            <m:sSub>
+              <m:sSubPr>
+                <m:ctrlPr>
+                  <w:rPr>
+                    <w:rFonts w:ascii="Cambria Math" w:eastAsiaTheme="minorEastAsia" w:hAnsi="Cambria Math"/>
+                    <w:i/>
+                  </w:rPr>
+                </m:ctrlPr>
+              </m:sSubPr>
+              <m:e>
+                <m:r>
+                  <w:rPr>
+                    <w:rFonts w:ascii="Cambria Math" w:eastAsiaTheme="minorEastAsia" w:hAnsi="Cambria Math"/>
+                  </w:rPr>
+                  <m:t>x</m:t>
+                </m:r>
+              </m:e>
+              <m:sub>
+                <m:r>
+                  <w:rPr>
+                    <w:rFonts w:ascii="Cambria Math" w:eastAsiaTheme="minorEastAsia" w:hAnsi="Cambria Math"/>
+                  </w:rPr>
+                  <m:t>n</m:t>
+                </m:r>
+              </m:sub>
+            </m:sSub>
+          </m:e>
+        </m:d>
+      </m:oMath>
+      <w:r>
+        <w:rPr>
+          <w:rFonts w:eastAsiaTheme="minorEastAsia"/>
+        </w:rPr>
+        <w:t xml:space="preserve"> </w:t>
+      </w:r>
+    </w:p>
+    <w:p>
+      <w:pPr>
+        <w:rPr>
+          <w:rFonts w:eastAsiaTheme="minorEastAsia"/>
+        </w:rPr>
+      </w:pPr>
+    </w:p>
+    <w:p>
+      <w:pPr>
+        <w:rPr>
+          <w:rFonts w:eastAsiaTheme="minorEastAsia"/>
         </w:rPr>
       </w:pPr>
     </w:p>
@@ -1049,7 +1459,6 @@
         <w:rPr>
           <w:rFonts w:eastAsiaTheme="minorEastAsia"/>
         </w:rPr>
-        <w:lastRenderedPageBreak/>
         <w:t xml:space="preserve">Obviously , </w:t>
       </w:r>
       <m:oMath>
@@ -1458,6 +1867,144 @@
     <w:p/>
     <w:p>
       <w:pPr>
+        <w:rPr>
+          <w:rFonts w:eastAsiaTheme="minorEastAsia"/>
+        </w:rPr>
+      </w:pPr>
+      <w:r>
+        <w:t xml:space="preserve">The force (acceleration for mass </w:t>
+      </w:r>
+      <m:oMath>
+        <m:r>
+          <m:rPr>
+            <m:scr m:val="fraktur"/>
+          </m:rPr>
+          <w:rPr>
+            <w:rFonts w:ascii="Cambria Math" w:hAnsi="Cambria Math"/>
+          </w:rPr>
+          <m:t>m</m:t>
+        </m:r>
+        <m:r>
+          <w:rPr>
+            <w:rFonts w:ascii="Cambria Math" w:hAnsi="Cambria Math"/>
+          </w:rPr>
+          <m:t>=1</m:t>
+        </m:r>
+      </m:oMath>
+      <w:r>
+        <w:rPr>
+          <w:rFonts w:eastAsiaTheme="minorEastAsia"/>
+        </w:rPr>
+        <w:t xml:space="preserve">) is given by </w:t>
+      </w:r>
+      <m:oMath>
+        <m:r>
+          <w:rPr>
+            <w:rFonts w:ascii="Cambria Math" w:eastAsiaTheme="minorEastAsia" w:hAnsi="Cambria Math"/>
+          </w:rPr>
+          <m:t>a</m:t>
+        </m:r>
+        <m:d>
+          <m:dPr>
+            <m:ctrlPr>
+              <w:rPr>
+                <w:rFonts w:ascii="Cambria Math" w:eastAsiaTheme="minorEastAsia" w:hAnsi="Cambria Math"/>
+                <w:i/>
+              </w:rPr>
+            </m:ctrlPr>
+          </m:dPr>
+          <m:e>
+            <m:r>
+              <w:rPr>
+                <w:rFonts w:ascii="Cambria Math" w:eastAsiaTheme="minorEastAsia" w:hAnsi="Cambria Math"/>
+              </w:rPr>
+              <m:t>x</m:t>
+            </m:r>
+          </m:e>
+        </m:d>
+        <m:r>
+          <w:rPr>
+            <w:rFonts w:ascii="Cambria Math" w:eastAsiaTheme="minorEastAsia" w:hAnsi="Cambria Math"/>
+          </w:rPr>
+          <m:t>=-</m:t>
+        </m:r>
+        <m:sSup>
+          <m:sSupPr>
+            <m:ctrlPr>
+              <w:rPr>
+                <w:rFonts w:ascii="Cambria Math" w:eastAsiaTheme="minorEastAsia" w:hAnsi="Cambria Math"/>
+                <w:i/>
+              </w:rPr>
+            </m:ctrlPr>
+          </m:sSupPr>
+          <m:e>
+            <m:r>
+              <w:rPr>
+                <w:rFonts w:ascii="Cambria Math" w:eastAsiaTheme="minorEastAsia" w:hAnsi="Cambria Math"/>
+              </w:rPr>
+              <m:t>V</m:t>
+            </m:r>
+          </m:e>
+          <m:sup>
+            <m:r>
+              <w:rPr>
+                <w:rFonts w:ascii="Cambria Math" w:eastAsiaTheme="minorEastAsia" w:hAnsi="Cambria Math"/>
+              </w:rPr>
+              <m:t>'</m:t>
+            </m:r>
+          </m:sup>
+        </m:sSup>
+        <m:d>
+          <m:dPr>
+            <m:ctrlPr>
+              <w:rPr>
+                <w:rFonts w:ascii="Cambria Math" w:eastAsiaTheme="minorEastAsia" w:hAnsi="Cambria Math"/>
+                <w:i/>
+              </w:rPr>
+            </m:ctrlPr>
+          </m:dPr>
+          <m:e>
+            <m:r>
+              <w:rPr>
+                <w:rFonts w:ascii="Cambria Math" w:eastAsiaTheme="minorEastAsia" w:hAnsi="Cambria Math"/>
+              </w:rPr>
+              <m:t>x</m:t>
+            </m:r>
+          </m:e>
+        </m:d>
+      </m:oMath>
+      <w:r>
+        <w:rPr>
+          <w:rFonts w:eastAsiaTheme="minorEastAsia"/>
+        </w:rPr>
+        <w:t>.</w:t>
+      </w:r>
+    </w:p>
+    <w:p>
+      <w:pPr>
+        <w:rPr>
+          <w:rFonts w:eastAsiaTheme="minorEastAsia"/>
+        </w:rPr>
+      </w:pPr>
+      <w:r>
+        <w:rPr>
+          <w:rFonts w:eastAsiaTheme="minorEastAsia"/>
+        </w:rPr>
+        <w:t xml:space="preserve">The update steps for </w:t>
+      </w:r>
+      <w:proofErr w:type="spellStart"/>
+      <w:r>
+        <w:rPr>
+          <w:rFonts w:eastAsiaTheme="minorEastAsia"/>
+        </w:rPr>
+        <w:t>Exc</w:t>
+      </w:r>
+      <w:proofErr w:type="spellEnd"/>
+    </w:p>
+    <w:p/>
+    <w:p/>
+    <w:p>
+      <w:pPr>
         <w:pStyle w:val="Heading1"/>
       </w:pPr>
       <w:r>
@@ -2221,6 +2768,7 @@
         <w:rPr>
           <w:color w:val="FF0000"/>
         </w:rPr>
+        <w:lastRenderedPageBreak/>
         <w:t>//TODO: finish this appendix section from [2]</w:t>
       </w:r>
     </w:p>

--- a/docs/splm/Symplectic_Integration_for_SPLM_family-Symplectic_Euler_Velocity-Verlet_Strang_Splitting.docx
+++ b/docs/splm/Symplectic_Integration_for_SPLM_family-Symplectic_Euler_Velocity-Verlet_Strang_Splitting.docx
@@ -196,19 +196,7 @@
           <w:rPr>
             <w:rFonts w:ascii="Cambria Math" w:hAnsi="Cambria Math"/>
           </w:rPr>
-          <m:t>=</m:t>
-        </m:r>
-        <m:r>
-          <w:rPr>
-            <w:rFonts w:ascii="Cambria Math" w:hAnsi="Cambria Math"/>
-          </w:rPr>
-          <m:t>J</m:t>
-        </m:r>
-        <m:r>
-          <w:rPr>
-            <w:rFonts w:ascii="Cambria Math" w:hAnsi="Cambria Math"/>
-          </w:rPr>
-          <m:t>d</m:t>
+          <m:t>=Jd</m:t>
         </m:r>
         <m:sSub>
           <m:sSubPr>
@@ -387,13 +375,7 @@
         <w:rPr>
           <w:rFonts w:eastAsiaTheme="minorEastAsia"/>
         </w:rPr>
-        <w:t>The update steps for Ex</w:t>
-      </w:r>
-      <w:r>
-        <w:rPr>
-          <w:rFonts w:eastAsiaTheme="minorEastAsia"/>
-        </w:rPr>
-        <w:t>plicit Euler are:</w:t>
+        <w:t>The update steps for Explicit Euler are:</w:t>
       </w:r>
     </w:p>
     <w:p>
@@ -669,6 +651,21 @@
       <w:pPr>
         <w:rPr>
           <w:rFonts w:eastAsiaTheme="minorEastAsia"/>
+          <w:u w:val="single"/>
+        </w:rPr>
+      </w:pPr>
+      <w:r>
+        <w:rPr>
+          <w:rFonts w:eastAsiaTheme="minorEastAsia"/>
+          <w:u w:val="single"/>
+        </w:rPr>
+        <w:t>Jacobian matrix and Non-Symplecticity</w:t>
+      </w:r>
+    </w:p>
+    <w:p>
+      <w:pPr>
+        <w:rPr>
+          <w:rFonts w:eastAsiaTheme="minorEastAsia"/>
         </w:rPr>
       </w:pPr>
     </w:p>
@@ -896,13 +893,7 @@
           <w:rPr>
             <w:rFonts w:ascii="Cambria Math" w:eastAsiaTheme="minorEastAsia" w:hAnsi="Cambria Math"/>
           </w:rPr>
-          <m:t>M</m:t>
-        </m:r>
-        <m:r>
-          <w:rPr>
-            <w:rFonts w:ascii="Cambria Math" w:eastAsiaTheme="minorEastAsia" w:hAnsi="Cambria Math"/>
-          </w:rPr>
-          <m:t>=</m:t>
+          <m:t>M=</m:t>
         </m:r>
         <m:d>
           <m:dPr>
@@ -1046,13 +1037,8 @@
           <w:rPr>
             <w:rFonts w:ascii="Cambria Math" w:eastAsiaTheme="minorEastAsia" w:hAnsi="Cambria Math"/>
           </w:rPr>
-          <m:t>M</m:t>
-        </m:r>
-        <m:r>
-          <w:rPr>
-            <w:rFonts w:ascii="Cambria Math" w:eastAsiaTheme="minorEastAsia" w:hAnsi="Cambria Math"/>
-          </w:rPr>
-          <m:t>=</m:t>
+          <w:lastRenderedPageBreak/>
+          <m:t>M=</m:t>
         </m:r>
         <m:d>
           <m:dPr>
@@ -1105,13 +1091,7 @@
                     <w:rPr>
                       <w:rFonts w:ascii="Cambria Math" w:eastAsiaTheme="minorEastAsia" w:hAnsi="Cambria Math"/>
                     </w:rPr>
-                    <m:t>-</m:t>
-                  </m:r>
-                  <m:r>
-                    <w:rPr>
-                      <w:rFonts w:ascii="Cambria Math" w:eastAsiaTheme="minorEastAsia" w:hAnsi="Cambria Math"/>
-                    </w:rPr>
-                    <m:t>1</m:t>
+                    <m:t>-1</m:t>
                   </m:r>
                 </m:e>
                 <m:e>
@@ -1278,13 +1258,7 @@
                   <w:rPr>
                     <w:rFonts w:ascii="Cambria Math" w:eastAsiaTheme="minorEastAsia" w:hAnsi="Cambria Math"/>
                   </w:rPr>
-                  <m:t>n</m:t>
-                </m:r>
-                <m:r>
-                  <w:rPr>
-                    <w:rFonts w:ascii="Cambria Math" w:eastAsiaTheme="minorEastAsia" w:hAnsi="Cambria Math"/>
-                  </w:rPr>
-                  <m:t>+1</m:t>
+                  <m:t>n+1</m:t>
                 </m:r>
               </m:sub>
             </m:sSub>
@@ -1316,13 +1290,7 @@
                   <w:rPr>
                     <w:rFonts w:ascii="Cambria Math" w:eastAsiaTheme="minorEastAsia" w:hAnsi="Cambria Math"/>
                   </w:rPr>
-                  <m:t>n</m:t>
-                </m:r>
-                <m:r>
-                  <w:rPr>
-                    <w:rFonts w:ascii="Cambria Math" w:eastAsiaTheme="minorEastAsia" w:hAnsi="Cambria Math"/>
-                  </w:rPr>
-                  <m:t>+1</m:t>
+                  <m:t>n+1</m:t>
                 </m:r>
               </m:sub>
             </m:sSub>
@@ -1360,13 +1328,7 @@
           <w:rPr>
             <w:rFonts w:ascii="Cambria Math" w:eastAsiaTheme="minorEastAsia" w:hAnsi="Cambria Math"/>
           </w:rPr>
-          <m:t>J</m:t>
-        </m:r>
-        <m:r>
-          <w:rPr>
-            <w:rFonts w:ascii="Cambria Math" w:eastAsiaTheme="minorEastAsia" w:hAnsi="Cambria Math"/>
-          </w:rPr>
-          <m:t>=</m:t>
+          <m:t>J=</m:t>
         </m:r>
         <m:d>
           <m:dPr>
@@ -2093,13 +2055,7 @@
           <w:rPr>
             <w:rStyle w:val="Hyperlink"/>
           </w:rPr>
-          <w:t xml:space="preserve">Potential Wells, Temperature, and the Boltzmann-Gibbs Connection, </w:t>
-        </w:r>
-        <w:r>
-          <w:rPr>
-            <w:rStyle w:val="Hyperlink"/>
-          </w:rPr>
-          <w:t>SemSimula companion note, 2026</w:t>
+          <w:t>Potential Wells, Temperature, and the Boltzmann-Gibbs Connection, SemSimula companion note, 2026</w:t>
         </w:r>
       </w:hyperlink>
     </w:p>
@@ -2151,10 +2107,7 @@
         <w:pStyle w:val="Heading2"/>
       </w:pPr>
       <w:r>
-        <w:t>Measure-</w:t>
-      </w:r>
-      <w:r>
-        <w:t>preserving Dynamical System</w:t>
+        <w:t>Measure-preserving Dynamical System</w:t>
       </w:r>
     </w:p>
     <w:p/>
@@ -2204,7 +2157,7 @@
               <w:rPr>
                 <w:rFonts w:ascii="Cambria Math" w:hAnsi="Cambria Math"/>
               </w:rPr>
-              <m:t>X,</m:t>
+              <m:t>X</m:t>
             </m:r>
             <m:r>
               <m:rPr>
@@ -2213,7 +2166,7 @@
               <w:rPr>
                 <w:rFonts w:ascii="Cambria Math" w:hAnsi="Cambria Math"/>
               </w:rPr>
-              <m:t>B,</m:t>
+              <m:t>,B,</m:t>
             </m:r>
             <m:r>
               <w:rPr>
@@ -2318,7 +2271,7 @@
           <w:rPr>
             <w:rFonts w:ascii="Cambria Math" w:hAnsi="Cambria Math"/>
           </w:rPr>
-          <m:t xml:space="preserve">μ : </m:t>
+          <m:t>μ</m:t>
         </m:r>
         <m:r>
           <m:rPr>
@@ -2327,13 +2280,13 @@
           <w:rPr>
             <w:rFonts w:ascii="Cambria Math" w:hAnsi="Cambria Math"/>
           </w:rPr>
-          <m:t>B</m:t>
+          <m:t xml:space="preserve"> : B→[</m:t>
         </m:r>
         <m:r>
           <w:rPr>
             <w:rFonts w:ascii="Cambria Math" w:hAnsi="Cambria Math"/>
           </w:rPr>
-          <m:t>→[0, 1]</m:t>
+          <m:t>0, 1]</m:t>
         </m:r>
       </m:oMath>
       <w:r>
@@ -2409,13 +2362,7 @@
           <w:rPr>
             <w:rFonts w:ascii="Cambria Math" w:hAnsi="Cambria Math"/>
           </w:rPr>
-          <m:t>=</m:t>
-        </m:r>
-        <m:r>
-          <w:rPr>
-            <w:rFonts w:ascii="Cambria Math" w:hAnsi="Cambria Math"/>
-          </w:rPr>
-          <m:t>0</m:t>
+          <m:t>=0</m:t>
         </m:r>
       </m:oMath>
       <w:r>
@@ -2475,13 +2422,7 @@
           <w:rPr>
             <w:rFonts w:ascii="Cambria Math" w:hAnsi="Cambria Math"/>
           </w:rPr>
-          <m:t>B</m:t>
-        </m:r>
-        <m:r>
-          <w:rPr>
-            <w:rFonts w:ascii="Cambria Math" w:hAnsi="Cambria Math"/>
-          </w:rPr>
-          <m:t xml:space="preserve"> </m:t>
+          <m:t xml:space="preserve">B </m:t>
         </m:r>
         <m:r>
           <w:rPr>
@@ -2549,13 +2490,7 @@
           <w:rPr>
             <w:rFonts w:ascii="Cambria Math" w:hAnsi="Cambria Math"/>
           </w:rPr>
-          <m:t>=</m:t>
-        </m:r>
-        <m:r>
-          <w:rPr>
-            <w:rFonts w:ascii="Cambria Math" w:hAnsi="Cambria Math"/>
-          </w:rPr>
-          <m:t>μ</m:t>
+          <m:t>=μ</m:t>
         </m:r>
         <m:d>
           <m:dPr>
@@ -2732,13 +2667,7 @@
           <w:rPr>
             <w:rFonts w:ascii="Cambria Math" w:eastAsiaTheme="minorEastAsia" w:hAnsi="Cambria Math"/>
           </w:rPr>
-          <m:t>Tx = 2x</m:t>
-        </m:r>
-        <m:r>
-          <w:rPr>
-            <w:rFonts w:ascii="Cambria Math" w:eastAsiaTheme="minorEastAsia" w:hAnsi="Cambria Math"/>
-          </w:rPr>
-          <m:t xml:space="preserve"> </m:t>
+          <m:t xml:space="preserve">Tx = 2x </m:t>
         </m:r>
         <m:r>
           <m:rPr>
@@ -2768,7 +2697,6 @@
         <w:rPr>
           <w:color w:val="FF0000"/>
         </w:rPr>
-        <w:lastRenderedPageBreak/>
         <w:t>//TODO: finish this appendix section from [2]</w:t>
       </w:r>
     </w:p>
